--- a/docs/fork/evidence/c9/flash/aegis_mutual_nda/Aegis-Mutual-NDA (redlined).docx
+++ b/docs/fork/evidence/c9/flash/aegis_mutual_nda/Aegis-Mutual-NDA (redlined).docx
@@ -14,47 +14,47 @@
       <w:r>
         <w:t xml:space="preserve">This Mutual Non-Disclosure Agreement is entered into between Aegis Analytics Inc. </w:t>
       </w:r>
-      <w:commentRangeStart w:id="13"/>
-      <w:del w:id="25" w:author="LQ.AI Commercial counsel" w:date="2026-06-22T15:05:04Z" w16du:dateUtc="2026-06-22T15:05:04Z">
+      <w:commentRangeStart w:id="17"/>
+      <w:del w:id="32" w:author="LQ.AI Commercial counsel" w:date="2026-06-24T09:20:24Z" w16du:dateUtc="2026-06-24T09:20:24Z">
         <w:r>
           <w:delText>(the "Discloser")</w:delText>
         </w:r>
       </w:del>
-      <w:ins w:id="26" w:author="LQ.AI Commercial counsel" w:date="2026-06-22T15:05:04Z" w16du:dateUtc="2026-06-22T15:05:04Z">
+      <w:ins w:id="33" w:author="LQ.AI Commercial counsel" w:date="2026-06-24T09:20:24Z" w16du:dateUtc="2026-06-24T09:20:24Z">
         <w:r>
-          <w:t>("Aegis Analytics")</w:t>
+          <w:t>("Aegis")</w:t>
         </w:r>
       </w:ins>
-      <w:commentRangeEnd w:id="13"/>
+      <w:commentRangeEnd w:id="17"/>
       <w:r>
         <w:rPr>
           <w:rStyle w:val="CommentReference"/>
         </w:rPr>
-        <w:commentReference w:id="13"/>
+        <w:commentReference w:id="17"/>
       </w:r>
       <w:r>
-        <w:t xml:space="preserve"> and the counterparty identified in the signature block (the </w:t>
+        <w:t xml:space="preserve"> and the counterparty identified in the signature block </w:t>
       </w:r>
-      <w:commentRangeStart w:id="12"/>
-      <w:del w:id="23" w:author="LQ.AI Commercial counsel" w:date="2026-06-22T15:05:04Z" w16du:dateUtc="2026-06-22T15:05:04Z">
+      <w:commentRangeStart w:id="16"/>
+      <w:del w:id="30" w:author="LQ.AI Commercial counsel" w:date="2026-06-24T09:20:24Z" w16du:dateUtc="2026-06-24T09:20:24Z">
         <w:r>
-          <w:delText>"Recipient")</w:delText>
+          <w:delText>(the "Recipient"),</w:delText>
         </w:r>
       </w:del>
-      <w:ins w:id="24" w:author="LQ.AI Commercial counsel" w:date="2026-06-22T15:05:04Z" w16du:dateUtc="2026-06-22T15:05:04Z">
+      <w:ins w:id="31" w:author="LQ.AI Commercial counsel" w:date="2026-06-24T09:20:24Z" w16du:dateUtc="2026-06-24T09:20:24Z">
         <w:r>
-          <w:t>"Counterparty"), each referred to as a "Party" and collectively as the "Parties"</w:t>
+          <w:t>("Counterparty") (each a "Party"),</w:t>
         </w:r>
       </w:ins>
-      <w:commentRangeEnd w:id="12"/>
+      <w:commentRangeEnd w:id="16"/>
       <w:r>
         <w:rPr>
           <w:rStyle w:val="CommentReference"/>
         </w:rPr>
-        <w:commentReference w:id="12"/>
+        <w:commentReference w:id="16"/>
       </w:r>
       <w:r>
-        <w:t>, to protect Confidential Information exchanged in connection with a potential business relationship.</w:t>
+        <w:t xml:space="preserve"> to protect Confidential Information exchanged in connection with a potential business relationship.</w:t>
       </w:r>
     </w:p>
     <w:p>
@@ -67,17 +67,126 @@
     </w:p>
     <w:p>
       <w:r>
-        <w:t xml:space="preserve">"Confidential Information" means all information disclosed by </w:t>
+        <w:t>"Confidential Information" means all information disclosed by the Discloser to the Recipient, in any form and whether or not marked confidential, including all business, technical, financial and commercial information and any notes or analyses derived from it. All Confidential Information remains the property of the Discloser.</w:t>
+      </w:r>
+      <w:commentRangeStart w:id="15"/>
+      <w:ins w:id="29" w:author="LQ.AI Commercial counsel" w:date="2026-06-24T09:20:24Z" w16du:dateUtc="2026-06-24T09:20:24Z">
+        <w:r>
+          <w:t xml:space="preserve"> As used in this Agreement, "Discloser" means the Party disclosing its own Confidential Information, and "Recipient" means the Party receiving the other Party's Confidential Information.</w:t>
+        </w:r>
+      </w:ins>
+      <w:commentRangeEnd w:id="15"/>
+      <w:r>
+        <w:rPr>
+          <w:rStyle w:val="CommentReference"/>
+        </w:rPr>
+        <w:commentReference w:id="15"/>
+      </w:r>
+    </w:p>
+    <w:p>
+      <w:pPr>
+        <w:pStyle w:val="Heading1"/>
+      </w:pPr>
+      <w:r>
+        <w:t>2. Confidentiality Obligations</w:t>
+      </w:r>
+    </w:p>
+    <w:p>
+      <w:r>
+        <w:t>The Recipient shall hold in strict confidence all Confidential Information and shall not disclose it to any third party or use it for any purpose other than evaluating the potential business relationship, without the prior written consent of the Discloser.</w:t>
+      </w:r>
+    </w:p>
+    <w:p>
+      <w:pPr>
+        <w:pStyle w:val="Heading1"/>
+      </w:pPr>
+      <w:r>
+        <w:t>3. Exclusions</w:t>
+      </w:r>
+    </w:p>
+    <w:p>
+      <w:commentRangeStart w:id="14"/>
+      <w:del w:id="27" w:author="LQ.AI Commercial counsel" w:date="2026-06-24T09:20:24Z" w16du:dateUtc="2026-06-24T09:20:24Z">
+        <w:r>
+          <w:delText>Information is not Confidential Information only to the extent the Recipient can show by written records that it was already in the public domain at the time of disclosure through no act of the Recipient.</w:delText>
+        </w:r>
+      </w:del>
+      <w:ins w:id="28" w:author="LQ.AI Commercial counsel" w:date="2026-06-24T09:20:24Z" w16du:dateUtc="2026-06-24T09:20:24Z">
+        <w:r>
+          <w:t>Confidential Information does not include information that the Recipient can demonstrate by written records: (a) was already in the public domain at the time of disclosure through no act of the Recipient; (b) was already known to the Recipient prior to disclosure; (c) is independently developed by the Recipient without use of or reference to the Confidential Information; or (d) is required to be disclosed by applicable law or legal process, provided that the Recipient gives the Discloser prompt notice and reasonably cooperates in seeking a protective order.</w:t>
+        </w:r>
+      </w:ins>
+      <w:commentRangeEnd w:id="14"/>
+      <w:r>
+        <w:rPr>
+          <w:rStyle w:val="CommentReference"/>
+        </w:rPr>
+        <w:commentReference w:id="14"/>
+      </w:r>
+    </w:p>
+    <w:p>
+      <w:pPr>
+        <w:pStyle w:val="Heading1"/>
+      </w:pPr>
+      <w:r>
+        <w:t>4. Term</w:t>
+      </w:r>
+    </w:p>
+    <w:p>
+      <w:r>
+        <w:t xml:space="preserve">The Recipient's obligations of confidentiality under this Agreement shall survive </w:t>
+      </w:r>
+      <w:commentRangeStart w:id="13"/>
+      <w:del w:id="25" w:author="LQ.AI Commercial counsel" w:date="2026-06-24T09:20:24Z" w16du:dateUtc="2026-06-24T09:20:24Z">
+        <w:r>
+          <w:delText>in perpetuity</w:delText>
+        </w:r>
+      </w:del>
+      <w:ins w:id="26" w:author="LQ.AI Commercial counsel" w:date="2026-06-24T09:20:24Z" w16du:dateUtc="2026-06-24T09:20:24Z">
+        <w:r>
+          <w:t>for five (5) years</w:t>
+        </w:r>
+      </w:ins>
+      <w:commentRangeEnd w:id="13"/>
+      <w:r>
+        <w:rPr>
+          <w:rStyle w:val="CommentReference"/>
+        </w:rPr>
+        <w:commentReference w:id="13"/>
+      </w:r>
+      <w:r>
+        <w:t xml:space="preserve"> </w:t>
+      </w:r>
+      <w:commentRangeStart w:id="12"/>
+      <w:del w:id="23" w:author="LQ.AI Commercial counsel" w:date="2026-06-24T09:20:24Z" w16du:dateUtc="2026-06-24T09:20:24Z">
+        <w:r>
+          <w:delText>and shall continue to bind the Recipient indefinitely</w:delText>
+        </w:r>
+      </w:del>
+      <w:ins w:id="24" w:author="LQ.AI Commercial counsel" w:date="2026-06-24T09:20:24Z" w16du:dateUtc="2026-06-24T09:20:24Z">
+        <w:r>
+          <w:t>from the date of disclosure of the relevant Confidential Information</w:t>
+        </w:r>
+      </w:ins>
+      <w:commentRangeEnd w:id="12"/>
+      <w:r>
+        <w:rPr>
+          <w:rStyle w:val="CommentReference"/>
+        </w:rPr>
+        <w:commentReference w:id="12"/>
+      </w:r>
+      <w:r>
+        <w:t xml:space="preserve"> after the return or destruction of the Confidential </w:t>
       </w:r>
       <w:commentRangeStart w:id="11"/>
-      <w:del w:id="21" w:author="LQ.AI Commercial counsel" w:date="2026-06-22T15:05:04Z" w16du:dateUtc="2026-06-22T15:05:04Z">
+      <w:del w:id="21" w:author="LQ.AI Commercial counsel" w:date="2026-06-24T09:20:24Z" w16du:dateUtc="2026-06-24T09:20:24Z">
         <w:r>
-          <w:delText>the Discloser to the Recipient,</w:delText>
+          <w:delText>Information.</w:delText>
         </w:r>
       </w:del>
-      <w:ins w:id="22" w:author="LQ.AI Commercial counsel" w:date="2026-06-22T15:05:04Z" w16du:dateUtc="2026-06-22T15:05:04Z">
+      <w:ins w:id="22" w:author="LQ.AI Commercial counsel" w:date="2026-06-24T09:20:24Z" w16du:dateUtc="2026-06-24T09:20:24Z">
         <w:r>
-          <w:t>or on behalf of a Party (the "Disclosing Party") to the other Party (the "Receiving Party"),</w:t>
+          <w:t>Information; provided that obligations with respect to Confidential Information that constitutes a trade secret under applicable law shall continue for so long as the information remains a trade secret under applicable law.</w:t>
         </w:r>
       </w:ins>
       <w:commentRangeEnd w:id="11"/>
@@ -87,18 +196,28 @@
         </w:rPr>
         <w:commentReference w:id="11"/>
       </w:r>
+    </w:p>
+    <w:p>
+      <w:pPr>
+        <w:pStyle w:val="Heading1"/>
+      </w:pPr>
       <w:r>
-        <w:t xml:space="preserve"> in any form and whether or not marked confidential, including all business, technical, financial and commercial information and any notes or analyses derived from it. All Confidential Information remains the property of the </w:t>
+        <w:t>5. Return of Information</w:t>
+      </w:r>
+    </w:p>
+    <w:p>
+      <w:r>
+        <w:t xml:space="preserve">Upon the Discloser's written demand, the Recipient shall immediately return or destroy all Confidential Information and all copies, and shall certify such destruction in writing. The Recipient may not retain any copy for any </w:t>
       </w:r>
       <w:commentRangeStart w:id="10"/>
-      <w:del w:id="19" w:author="LQ.AI Commercial counsel" w:date="2026-06-22T15:05:04Z" w16du:dateUtc="2026-06-22T15:05:04Z">
+      <w:del w:id="19" w:author="LQ.AI Commercial counsel" w:date="2026-06-24T09:20:24Z" w16du:dateUtc="2026-06-24T09:20:24Z">
         <w:r>
-          <w:delText>Discloser.</w:delText>
+          <w:delText>reason.</w:delText>
         </w:r>
       </w:del>
-      <w:ins w:id="20" w:author="LQ.AI Commercial counsel" w:date="2026-06-22T15:05:04Z" w16du:dateUtc="2026-06-22T15:05:04Z">
+      <w:ins w:id="20" w:author="LQ.AI Commercial counsel" w:date="2026-06-24T09:20:24Z" w16du:dateUtc="2026-06-24T09:20:24Z">
         <w:r>
-          <w:t>Disclosing Party.</w:t>
+          <w:t>reason; provided that the Recipient may retain (i) copies stored on routine backup media until such backups are overwritten in the ordinary course of business, and (ii) copies required to be retained by applicable law or regulation. Any retained copies shall remain subject to this Agreement.</w:t>
         </w:r>
       </w:ins>
       <w:commentRangeEnd w:id="10"/>
@@ -114,22 +233,22 @@
         <w:pStyle w:val="Heading1"/>
       </w:pPr>
       <w:r>
-        <w:t>2. Confidentiality Obligations</w:t>
+        <w:t>6. No Licence</w:t>
       </w:r>
     </w:p>
     <w:p>
       <w:r>
-        <w:t xml:space="preserve">The </w:t>
+        <w:t xml:space="preserve">Nothing in this Agreement grants </w:t>
       </w:r>
       <w:commentRangeStart w:id="9"/>
-      <w:del w:id="17" w:author="LQ.AI Commercial counsel" w:date="2026-06-22T15:05:04Z" w16du:dateUtc="2026-06-22T15:05:04Z">
+      <w:del w:id="17" w:author="LQ.AI Commercial counsel" w:date="2026-06-24T09:20:24Z" w16du:dateUtc="2026-06-24T09:20:24Z">
         <w:r>
-          <w:delText>Recipient shall hold in strict confidence all Confidential Information and shall not disclose it to any third party or use it for any purpose other than evaluating the potential business relationship, without the prior written consent of the Discloser.</w:delText>
+          <w:delText>the Recipient any licence or right in the</w:delText>
         </w:r>
       </w:del>
-      <w:ins w:id="18" w:author="LQ.AI Commercial counsel" w:date="2026-06-22T15:05:04Z" w16du:dateUtc="2026-06-22T15:05:04Z">
+      <w:ins w:id="18" w:author="LQ.AI Commercial counsel" w:date="2026-06-24T09:20:24Z" w16du:dateUtc="2026-06-24T09:20:24Z">
         <w:r>
-          <w:t>Receiving Party shall hold in strict confidence all Confidential Information of the Disclosing Party and shall not disclose it to any third party or use it for any purpose other than evaluating the potential business relationship, without the prior written consent of the Disclosing Party. The Receiving Party may disclose Confidential Information to its employees, officers, advisors and representatives who have a need to know and are bound by obligations of confidentiality no less restrictive than those in this Agreement.</w:t>
+          <w:t>either Party any licence or right in the other Party's</w:t>
         </w:r>
       </w:ins>
       <w:commentRangeEnd w:id="9"/>
@@ -139,25 +258,18 @@
         </w:rPr>
         <w:commentReference w:id="9"/>
       </w:r>
-    </w:p>
-    <w:p>
-      <w:pPr>
-        <w:pStyle w:val="Heading1"/>
-      </w:pPr>
       <w:r>
-        <w:t>3. Exclusions</w:t>
+        <w:t xml:space="preserve"> Confidential Information, and </w:t>
       </w:r>
-    </w:p>
-    <w:p>
       <w:commentRangeStart w:id="8"/>
-      <w:del w:id="15" w:author="LQ.AI Commercial counsel" w:date="2026-06-22T15:05:04Z" w16du:dateUtc="2026-06-22T15:05:04Z">
+      <w:del w:id="15" w:author="LQ.AI Commercial counsel" w:date="2026-06-24T09:20:24Z" w16du:dateUtc="2026-06-24T09:20:24Z">
         <w:r>
-          <w:delText>Information is not Confidential Information only to the extent the Recipient can show by written records that it was already in the public domain at the time of disclosure through no act of the Recipient.</w:delText>
+          <w:delText>the Discloser may pursue any opportunity with any third party without obligation to the Recipient.</w:delText>
         </w:r>
       </w:del>
-      <w:ins w:id="16" w:author="LQ.AI Commercial counsel" w:date="2026-06-22T15:05:04Z" w16du:dateUtc="2026-06-22T15:05:04Z">
+      <w:ins w:id="16" w:author="LQ.AI Commercial counsel" w:date="2026-06-24T09:20:24Z" w16du:dateUtc="2026-06-24T09:20:24Z">
         <w:r>
-          <w:t>Confidential Information does not include information that the Receiving Party can demonstrate by written records: (a) is or becomes generally available to the public other than through a breach of this Agreement; (b) was already known to the Receiving Party at the time of disclosure without an obligation of confidentiality; (c) is independently developed by the Receiving Party without use of or reference to the Disclosing Party's Confidential Information; or (d) is required to be disclosed by applicable law, regulation, or court order, provided that the Receiving Party, to the extent permitted by law, gives the Disclosing Party prompt notice of such requirement and reasonably cooperates in seeking a protective order, and discloses only the minimum information required to comply.</w:t>
+          <w:t>neither Party shall have any obligation to the other by reason of this Agreement to pursue any business relationship.</w:t>
         </w:r>
       </w:ins>
       <w:commentRangeEnd w:id="8"/>
@@ -173,22 +285,19 @@
         <w:pStyle w:val="Heading1"/>
       </w:pPr>
       <w:r>
-        <w:t>4. Term</w:t>
+        <w:t>7. Injunctive Relief</w:t>
       </w:r>
     </w:p>
     <w:p>
-      <w:r>
-        <w:t xml:space="preserve">The </w:t>
-      </w:r>
       <w:commentRangeStart w:id="7"/>
-      <w:del w:id="13" w:author="LQ.AI Commercial counsel" w:date="2026-06-22T15:05:04Z" w16du:dateUtc="2026-06-22T15:05:04Z">
+      <w:del w:id="13" w:author="LQ.AI Commercial counsel" w:date="2026-06-24T09:20:24Z" w16du:dateUtc="2026-06-24T09:20:24Z">
         <w:r>
-          <w:delText>Recipient's obligations of confidentiality under this Agreement shall survive in perpetuity and shall continue to bind the Recipient indefinitely after the return or destruction of the Confidential Information.</w:delText>
+          <w:delText>The Recipient</w:delText>
         </w:r>
       </w:del>
-      <w:ins w:id="14" w:author="LQ.AI Commercial counsel" w:date="2026-06-22T15:05:04Z" w16du:dateUtc="2026-06-22T15:05:04Z">
+      <w:ins w:id="14" w:author="LQ.AI Commercial counsel" w:date="2026-06-24T09:20:24Z" w16du:dateUtc="2026-06-24T09:20:24Z">
         <w:r>
-          <w:t>Receiving Party's obligations of confidentiality under this Agreement shall survive for a period of three (3) years from the date of disclosure of the applicable Confidential Information; provided, however, that Confidential Information that constitutes a trade secret under applicable law shall be protected for so long as it retains its trade secret status under applicable law.</w:t>
+          <w:t>Each Party</w:t>
         </w:r>
       </w:ins>
       <w:commentRangeEnd w:id="7"/>
@@ -198,28 +307,18 @@
         </w:rPr>
         <w:commentReference w:id="7"/>
       </w:r>
-    </w:p>
-    <w:p>
-      <w:pPr>
-        <w:pStyle w:val="Heading1"/>
-      </w:pPr>
       <w:r>
-        <w:t>5. Return of Information</w:t>
-      </w:r>
-    </w:p>
-    <w:p>
-      <w:r>
-        <w:t xml:space="preserve">Upon the </w:t>
+        <w:t xml:space="preserve"> acknowledges that </w:t>
       </w:r>
       <w:commentRangeStart w:id="6"/>
-      <w:del w:id="11" w:author="LQ.AI Commercial counsel" w:date="2026-06-22T15:05:04Z" w16du:dateUtc="2026-06-22T15:05:04Z">
+      <w:del w:id="11" w:author="LQ.AI Commercial counsel" w:date="2026-06-24T09:20:24Z" w16du:dateUtc="2026-06-24T09:20:24Z">
         <w:r>
-          <w:delText>Discloser's written demand, the Recipient shall immediately return or destroy all Confidential Information and all copies, and shall certify such destruction in writing.</w:delText>
+          <w:delText>any breach would</w:delText>
         </w:r>
       </w:del>
-      <w:ins w:id="12" w:author="LQ.AI Commercial counsel" w:date="2026-06-22T15:05:04Z" w16du:dateUtc="2026-06-22T15:05:04Z">
+      <w:ins w:id="12" w:author="LQ.AI Commercial counsel" w:date="2026-06-24T09:20:24Z" w16du:dateUtc="2026-06-24T09:20:24Z">
         <w:r>
-          <w:t>Disclosing Party's written request, the Receiving Party shall promptly return or destroy all Confidential Information of the Disclosing Party, and shall certify such destruction in writing upon the Disclosing Party's request.</w:t>
+          <w:t>a breach of this Agreement may</w:t>
         </w:r>
       </w:ins>
       <w:commentRangeEnd w:id="6"/>
@@ -230,17 +329,17 @@
         <w:commentReference w:id="6"/>
       </w:r>
       <w:r>
-        <w:t xml:space="preserve"> The Recipient may not retain any copy for any </w:t>
+        <w:t xml:space="preserve"> cause irreparable harm and agrees that the </w:t>
       </w:r>
       <w:commentRangeStart w:id="5"/>
-      <w:del w:id="9" w:author="LQ.AI Commercial counsel" w:date="2026-06-22T15:05:04Z" w16du:dateUtc="2026-06-22T15:05:04Z">
+      <w:del w:id="9" w:author="LQ.AI Commercial counsel" w:date="2026-06-24T09:20:24Z" w16du:dateUtc="2026-06-24T09:20:24Z">
         <w:r>
-          <w:delText>reason.</w:delText>
+          <w:delText>Discloser shall be entitled to</w:delText>
         </w:r>
       </w:del>
-      <w:ins w:id="10" w:author="LQ.AI Commercial counsel" w:date="2026-06-22T15:05:04Z" w16du:dateUtc="2026-06-22T15:05:04Z">
+      <w:ins w:id="10" w:author="LQ.AI Commercial counsel" w:date="2026-06-24T09:20:24Z" w16du:dateUtc="2026-06-24T09:20:24Z">
         <w:r>
-          <w:t>reason unless required by applicable law or regulation or stored on routine backup systems that are not readily accessible, in each case for so long as required; provided that any retained Confidential Information shall remain subject to this Agreement.</w:t>
+          <w:t>non-breaching Party shall be entitled to seek</w:t>
         </w:r>
       </w:ins>
       <w:commentRangeEnd w:id="5"/>
@@ -250,28 +349,18 @@
         </w:rPr>
         <w:commentReference w:id="5"/>
       </w:r>
-    </w:p>
-    <w:p>
-      <w:pPr>
-        <w:pStyle w:val="Heading1"/>
-      </w:pPr>
       <w:r>
-        <w:t>6. No Licence</w:t>
-      </w:r>
-    </w:p>
-    <w:p>
-      <w:r>
-        <w:t xml:space="preserve">Nothing in this Agreement grants </w:t>
+        <w:t xml:space="preserve"> injunctive relief without the requirement to post a bond or prove actual damages, in addition to any other </w:t>
       </w:r>
       <w:commentRangeStart w:id="4"/>
-      <w:del w:id="7" w:author="LQ.AI Commercial counsel" w:date="2026-06-22T15:05:04Z" w16du:dateUtc="2026-06-22T15:05:04Z">
+      <w:del w:id="7" w:author="LQ.AI Commercial counsel" w:date="2026-06-24T09:20:24Z" w16du:dateUtc="2026-06-24T09:20:24Z">
         <w:r>
-          <w:delText>the Recipient any licence or right in the Confidential Information, and the Discloser may pursue any opportunity with any third party without obligation to the Recipient.</w:delText>
+          <w:delText>remedy.</w:delText>
         </w:r>
       </w:del>
-      <w:ins w:id="8" w:author="LQ.AI Commercial counsel" w:date="2026-06-22T15:05:04Z" w16du:dateUtc="2026-06-22T15:05:04Z">
+      <w:ins w:id="8" w:author="LQ.AI Commercial counsel" w:date="2026-06-24T09:20:24Z" w16du:dateUtc="2026-06-24T09:20:24Z">
         <w:r>
-          <w:t>either Party any licence or right in the other Party's Confidential Information, and each Party may pursue any opportunity with any third party without obligation to the other Party.</w:t>
+          <w:t>remedies available at law or in equity.</w:t>
         </w:r>
       </w:ins>
       <w:commentRangeEnd w:id="4"/>
@@ -287,19 +376,22 @@
         <w:pStyle w:val="Heading1"/>
       </w:pPr>
       <w:r>
-        <w:t>7. Injunctive Relief</w:t>
+        <w:t>8. No Warranty</w:t>
       </w:r>
     </w:p>
     <w:p>
+      <w:r>
+        <w:t xml:space="preserve">All Confidential Information is provided "AS IS". </w:t>
+      </w:r>
       <w:commentRangeStart w:id="3"/>
-      <w:del w:id="5" w:author="LQ.AI Commercial counsel" w:date="2026-06-22T15:05:04Z" w16du:dateUtc="2026-06-22T15:05:04Z">
+      <w:del w:id="5" w:author="LQ.AI Commercial counsel" w:date="2026-06-24T09:20:24Z" w16du:dateUtc="2026-06-24T09:20:24Z">
         <w:r>
-          <w:delText>The Recipient acknowledges that any breach would cause irreparable harm and agrees that the Discloser shall be entitled to injunctive relief without the requirement to post a bond or prove actual damages, in addition to any other remedy.</w:delText>
+          <w:delText>The Discloser makes no representation or warranty as to its accuracy or completeness and shall have no liability to the Recipient arising from the Recipient's</w:delText>
         </w:r>
       </w:del>
-      <w:ins w:id="6" w:author="LQ.AI Commercial counsel" w:date="2026-06-22T15:05:04Z" w16du:dateUtc="2026-06-22T15:05:04Z">
+      <w:ins w:id="6" w:author="LQ.AI Commercial counsel" w:date="2026-06-24T09:20:24Z" w16du:dateUtc="2026-06-24T09:20:24Z">
         <w:r>
-          <w:t>Each Party acknowledges that a breach of this Agreement by the other Party may cause irreparable harm and agrees that the non-breaching Party shall be entitled to seek injunctive relief without the requirement to post a bond or prove actual damages, in addition to any other remedy available at law or in equity.</w:t>
+          <w:t>Neither Party makes any representation or warranty as to the accuracy or completeness of its Confidential Information and neither Party shall have any liability to the other Party arising from the other Party's</w:t>
         </w:r>
       </w:ins>
       <w:commentRangeEnd w:id="3"/>
@@ -309,36 +401,8 @@
         </w:rPr>
         <w:commentReference w:id="3"/>
       </w:r>
-    </w:p>
-    <w:p>
-      <w:pPr>
-        <w:pStyle w:val="Heading1"/>
-      </w:pPr>
       <w:r>
-        <w:t>8. No Warranty</w:t>
-      </w:r>
-    </w:p>
-    <w:p>
-      <w:r>
-        <w:t xml:space="preserve">All Confidential Information is provided "AS IS". </w:t>
-      </w:r>
-      <w:commentRangeStart w:id="2"/>
-      <w:del w:id="3" w:author="LQ.AI Commercial counsel" w:date="2026-06-22T15:05:04Z" w16du:dateUtc="2026-06-22T15:05:04Z">
-        <w:r>
-          <w:delText>The Discloser makes no representation or warranty as to its accuracy or completeness and shall have no liability to the Recipient arising from the Recipient's use of or reliance on it.</w:delText>
-        </w:r>
-      </w:del>
-      <w:ins w:id="4" w:author="LQ.AI Commercial counsel" w:date="2026-06-22T15:05:04Z" w16du:dateUtc="2026-06-22T15:05:04Z">
-        <w:r>
-          <w:t>Neither Party makes any representation or warranty as to the accuracy or completeness of its Confidential Information and neither Party shall have any liability to the other Party arising from the other Party's use of or reliance on such Confidential Information.</w:t>
-        </w:r>
-      </w:ins>
-      <w:commentRangeEnd w:id="2"/>
-      <w:r>
-        <w:rPr>
-          <w:rStyle w:val="CommentReference"/>
-        </w:rPr>
-        <w:commentReference w:id="2"/>
+        <w:t xml:space="preserve"> use of or reliance on it.</w:t>
       </w:r>
     </w:p>
     <w:p>
@@ -350,15 +414,36 @@
       </w:r>
     </w:p>
     <w:p>
-      <w:commentRangeStart w:id="1"/>
-      <w:del w:id="1" w:author="LQ.AI Commercial counsel" w:date="2026-06-22T15:05:04Z" w16du:dateUtc="2026-06-22T15:05:04Z">
+      <w:commentRangeStart w:id="2"/>
+      <w:del w:id="3" w:author="LQ.AI Commercial counsel" w:date="2026-06-24T09:20:24Z" w16du:dateUtc="2026-06-24T09:20:24Z">
         <w:r>
-          <w:delText>The Recipient shall indemnify, defend and hold harmless the Discloser and its affiliates against any and all claims, losses, damages, liabilities and expenses arising from or in connection with the Recipient's handling of the Confidential Information.</w:delText>
+          <w:delText>The Recipient shall indemnify, defend and hold harmless the Discloser and its affiliates</w:delText>
         </w:r>
       </w:del>
-      <w:ins w:id="2" w:author="LQ.AI Commercial counsel" w:date="2026-06-22T15:05:04Z" w16du:dateUtc="2026-06-22T15:05:04Z">
+      <w:ins w:id="4" w:author="LQ.AI Commercial counsel" w:date="2026-06-24T09:20:24Z" w16du:dateUtc="2026-06-24T09:20:24Z">
         <w:r>
-          <w:t>Each Party shall indemnify, defend and hold harmless the other Party and its affiliates against any and all claims, losses, damages, liabilities, and expenses to the extent arising from or in connection with the indemnifying Party's breach of its confidentiality obligations under this Agreement.</w:t>
+          <w:t>Each Party shall indemnify, defend and hold harmless the other Party</w:t>
+        </w:r>
+      </w:ins>
+      <w:commentRangeEnd w:id="2"/>
+      <w:r>
+        <w:rPr>
+          <w:rStyle w:val="CommentReference"/>
+        </w:rPr>
+        <w:commentReference w:id="2"/>
+      </w:r>
+      <w:r>
+        <w:t xml:space="preserve"> against any and all claims, losses, damages, liabilities and expenses arising from or in connection with </w:t>
+      </w:r>
+      <w:commentRangeStart w:id="1"/>
+      <w:del w:id="1" w:author="LQ.AI Commercial counsel" w:date="2026-06-24T09:20:24Z" w16du:dateUtc="2026-06-24T09:20:24Z">
+        <w:r>
+          <w:delText>the Recipient's handling of the Confidential Information.</w:delText>
+        </w:r>
+      </w:del>
+      <w:ins w:id="2" w:author="LQ.AI Commercial counsel" w:date="2026-06-24T09:20:24Z" w16du:dateUtc="2026-06-24T09:20:24Z">
+        <w:r>
+          <w:t>a material breach of its obligations under this Agreement.</w:t>
         </w:r>
       </w:ins>
       <w:commentRangeEnd w:id="1"/>
@@ -394,7 +479,7 @@
 
 <file path=word/comments1.xml><?xml version="1.0" encoding="utf-8"?>
 <w:comments xmlns:w="http://schemas.openxmlformats.org/wordprocessingml/2006/main" xmlns:w14="http://schemas.microsoft.com/office/word/2010/wordml" xmlns:w15="http://schemas.microsoft.com/office/word/2012/wordml" xmlns:w16cid="http://schemas.microsoft.com/office/word/2016/wordml/cid" xmlns:w16cex="http://schemas.microsoft.com/office/word/2018/wordml/cex" xmlns:mc="http://schemas.openxmlformats.org/markup-compatibility/2006" mc:Ignorable="w14 w15 w16cid w16cex">
-  <w:comment w:id="1" w:author="LQ.AI Commercial counsel" w:date="2026-06-22T15:05:04Z" w:initials="LCC">
+  <w:comment w:id="1" w:author="LQ.AI Commercial counsel" w:date="2026-06-24T09:20:24Z" w:initials="LCC">
     <w:p>
       <w:pPr>
         <w:pStyle w:val="CommentText"/>
@@ -406,11 +491,11 @@
         <w:annotationRef/>
       </w:r>
       <w:r>
-        <w:t>Replaces the one-sided indemnity where only the Recipient indemnifies for vague handling with a mutual indemnity triggered only by an actual breach of confidentiality obligations. Handling was overbroad and could capture accidental exposure without fault.</w:t>
+        <w:t>Narrow the indemnity trigger from the vague and overbroad 'handling of Confidential Information' to a proportionate material-breach standard — an unfettered indemnity in an NDA is highly unusual.</w:t>
       </w:r>
     </w:p>
   </w:comment>
-  <w:comment w:id="2" w:author="LQ.AI Commercial counsel" w:date="2026-06-22T15:05:04Z" w:initials="LCC">
+  <w:comment w:id="2" w:author="LQ.AI Commercial counsel" w:date="2026-06-24T09:20:24Z" w:initials="LCC">
     <w:p>
       <w:pPr>
         <w:pStyle w:val="CommentText"/>
@@ -422,11 +507,11 @@
         <w:annotationRef/>
       </w:r>
       <w:r>
-        <w:t>Mutualises the disclaimer of warranty so the same limitation on liability applies equally to both parties Confidential Information. Changing the defined terms from Discloser/Recipient to Party/other Party ensures the protection runs both ways.</w:t>
+        <w:t>Make the indemnity reciprocal so both parties bear the same obligation and both receive protection, rather than only the Recipient bearing all risk of claims.</w:t>
       </w:r>
     </w:p>
   </w:comment>
-  <w:comment w:id="3" w:author="LQ.AI Commercial counsel" w:date="2026-06-22T15:05:04Z" w:initials="LCC">
+  <w:comment w:id="3" w:author="LQ.AI Commercial counsel" w:date="2026-06-24T09:20:24Z" w:initials="LCC">
     <w:p>
       <w:pPr>
         <w:pStyle w:val="CommentText"/>
@@ -438,11 +523,11 @@
         <w:annotationRef/>
       </w:r>
       <w:r>
-        <w:t>Makes the injunctive-relief clause reciprocal so both parties have the same right. Also changes would cause to may cause as a more accurate factual predicate for equitable relief and adds seek because the court decides whether to grant an injunction.</w:t>
+        <w:t>Mutualise the disclaimer so both parties disclaim warranty on their own Confidential Information on equal terms — change only the party references, leave the structure bare.</w:t>
       </w:r>
     </w:p>
   </w:comment>
-  <w:comment w:id="4" w:author="LQ.AI Commercial counsel" w:date="2026-06-22T15:05:04Z" w:initials="LCC">
+  <w:comment w:id="4" w:author="LQ.AI Commercial counsel" w:date="2026-06-24T09:20:24Z" w:initials="LCC">
     <w:p>
       <w:pPr>
         <w:pStyle w:val="CommentText"/>
@@ -454,11 +539,11 @@
         <w:annotationRef/>
       </w:r>
       <w:r>
-        <w:t>Mutualises the no-licence clause so that the reservation of rights and the freedom to pursue other opportunities run equally in favour of both parties consistent with a genuinely mutual agreement.</w:t>
+        <w:t>Broaden the savings clause from 'any other remedy' to 'any other remedies available at law or in equity' for completeness and legal precision.</w:t>
       </w:r>
     </w:p>
   </w:comment>
-  <w:comment w:id="5" w:author="LQ.AI Commercial counsel" w:date="2026-06-22T15:05:04Z" w:initials="LCC">
+  <w:comment w:id="5" w:author="LQ.AI Commercial counsel" w:date="2026-06-24T09:20:24Z" w:initials="LCC">
     <w:p>
       <w:pPr>
         <w:pStyle w:val="CommentText"/>
@@ -470,11 +555,11 @@
         <w:annotationRef/>
       </w:r>
       <w:r>
-        <w:t>The existing blanket prohibition on any retention is operationally impossible and requires full restructuring because no surgical patch can accommodate the needed exceptions for legal holds IT backups and regulatory recordkeeping while preserving the flat prohibition structure.</w:t>
+        <w:t>Make the entitlement to injunctive relief reciprocal so that both parties, not just the Discloser, can seek equitable remedies for a breach.</w:t>
       </w:r>
     </w:p>
   </w:comment>
-  <w:comment w:id="6" w:author="LQ.AI Commercial counsel" w:date="2026-06-22T15:05:04Z" w:initials="LCC">
+  <w:comment w:id="6" w:author="LQ.AI Commercial counsel" w:date="2026-06-24T09:20:24Z" w:initials="LCC">
     <w:p>
       <w:pPr>
         <w:pStyle w:val="CommentText"/>
@@ -486,11 +571,11 @@
         <w:annotationRef/>
       </w:r>
       <w:r>
-        <w:t>Mutualises the return obligation by using the new role-definitions and softens the duty from immediate response on demand to prompt response on request which is more commercially reasonable.</w:t>
+        <w:t>Qualify the irreparable-harm presumption from automatic to potential, which is more legally defensible and prevents either party from claiming irreparable harm as a matter of course.</w:t>
       </w:r>
     </w:p>
   </w:comment>
-  <w:comment w:id="7" w:author="LQ.AI Commercial counsel" w:date="2026-06-22T15:05:04Z" w:initials="LCC">
+  <w:comment w:id="7" w:author="LQ.AI Commercial counsel" w:date="2026-06-24T09:20:24Z" w:initials="LCC">
     <w:p>
       <w:pPr>
         <w:pStyle w:val="CommentText"/>
@@ -502,11 +587,11 @@
         <w:annotationRef/>
       </w:r>
       <w:r>
-        <w:t>A perpetual confidentiality term on all information is an unacceptable burden for the Receiving Party. The current in perpetuity structure requires full restructuring because no surgical edit can add a term cap while retaining the original architecture.</w:t>
+        <w:t>Make the irreparable-harm acknowledgement reciprocal so that both parties, not just the Recipient, are equally bound by the equitable remedies provision.</w:t>
       </w:r>
     </w:p>
   </w:comment>
-  <w:comment w:id="8" w:author="LQ.AI Commercial counsel" w:date="2026-06-22T15:05:04Z" w:initials="LCC">
+  <w:comment w:id="8" w:author="LQ.AI Commercial counsel" w:date="2026-06-24T09:20:24Z" w:initials="LCC">
     <w:p>
       <w:pPr>
         <w:pStyle w:val="CommentText"/>
@@ -518,11 +603,11 @@
         <w:annotationRef/>
       </w:r>
       <w:r>
-        <w:t>The current single narrow exclusion covering only public domain requires full replacement because the clause architecture cannot be surgically patched to add the three missing standard exclusions for prior knowledge independent development and compelled disclosure while preserving the original structure.</w:t>
+        <w:t>Mutualise the no-obligation clause so neither party is bound to pursue a business relationship — currently only the Discloser is protected from such obligation.</w:t>
       </w:r>
     </w:p>
   </w:comment>
-  <w:comment w:id="9" w:author="LQ.AI Commercial counsel" w:date="2026-06-22T15:05:04Z" w:initials="LCC">
+  <w:comment w:id="9" w:author="LQ.AI Commercial counsel" w:date="2026-06-24T09:20:24Z" w:initials="LCC">
     <w:p>
       <w:pPr>
         <w:pStyle w:val="CommentText"/>
@@ -534,11 +619,11 @@
         <w:annotationRef/>
       </w:r>
       <w:r>
-        <w:t>Mutualises the confidentiality obligation by using the new role-definitions so both parties information receives the same protection. Also adds a standard permitted-disclosure carve-out for the Receiving Party s own team which is necessary for day-to-day operations including legal review and due diligence.</w:t>
+        <w:t>Mutualise the no-licence clause so that both parties' Confidential Information is equally protected from any implied licence grant.</w:t>
       </w:r>
     </w:p>
   </w:comment>
-  <w:comment w:id="10" w:author="LQ.AI Commercial counsel" w:date="2026-06-22T15:05:04Z" w:initials="LCC">
+  <w:comment w:id="10" w:author="LQ.AI Commercial counsel" w:date="2026-06-24T09:20:24Z" w:initials="LCC">
     <w:p>
       <w:pPr>
         <w:pStyle w:val="CommentText"/>
@@ -550,11 +635,11 @@
         <w:annotationRef/>
       </w:r>
       <w:r>
-        <w:t>Consequential update from the mutualised role definitions to maintain consistency with the new Disclosing Party defined term.</w:t>
+        <w:t>Allow retention of backup and legally required copies — immediate deletion of all data is technically infeasible and may conflict with regulatory or legal hold obligations.</w:t>
       </w:r>
     </w:p>
   </w:comment>
-  <w:comment w:id="11" w:author="LQ.AI Commercial counsel" w:date="2026-06-22T15:05:04Z" w:initials="LCC">
+  <w:comment w:id="11" w:author="LQ.AI Commercial counsel" w:date="2026-06-24T09:20:24Z" w:initials="LCC">
     <w:p>
       <w:pPr>
         <w:pStyle w:val="CommentText"/>
@@ -566,11 +651,11 @@
         <w:annotationRef/>
       </w:r>
       <w:r>
-        <w:t>Replaces the single-direction Discloser/Recipient definitions with situational Disclosing Party/Receiving Party roles that flip depending on who is sharing information. This restructuring is the core mechanism for achieving genuine mutuality.</w:t>
+        <w:t>Preserve perpetual protection for trade secrets while capping the general term at 5 years — this follows standard mutual NDA practice and protects both parties' legitimate interests.</w:t>
       </w:r>
     </w:p>
   </w:comment>
-  <w:comment w:id="12" w:author="LQ.AI Commercial counsel" w:date="2026-06-22T15:05:04Z" w:initials="LCC">
+  <w:comment w:id="12" w:author="LQ.AI Commercial counsel" w:date="2026-06-24T09:20:24Z" w:initials="LCC">
     <w:p>
       <w:pPr>
         <w:pStyle w:val="CommentText"/>
@@ -582,11 +667,11 @@
         <w:annotationRef/>
       </w:r>
       <w:r>
-        <w:t>Renames the counterparty from Recipient to Counterparty and introduces Party and Parties as the framework for mutual obligations throughout the agreement.</w:t>
+        <w:t>Align the survival trigger with the actual disclosure date so the 5-year term is measurable and operational rather than perpetually open-ended.</w:t>
       </w:r>
     </w:p>
   </w:comment>
-  <w:comment w:id="13" w:author="LQ.AI Commercial counsel" w:date="2026-06-22T15:05:04Z" w:initials="LCC">
+  <w:comment w:id="13" w:author="LQ.AI Commercial counsel" w:date="2026-06-24T09:20:24Z" w:initials="LCC">
     <w:p>
       <w:pPr>
         <w:pStyle w:val="CommentText"/>
@@ -598,7 +683,71 @@
         <w:annotationRef/>
       </w:r>
       <w:r>
-        <w:t>Renames the defined term from the one-directional Discloser to the entity name Aegis Analytics so the preamble no longer assigns a single role, enabling genuine mutuality.</w:t>
+        <w:t>Cap the perpetual confidentiality term to a standard and measurable 5-year period, which is the usual range for mutual commercial NDAs and avoids indefinite burden on the receiving party.</w:t>
+      </w:r>
+    </w:p>
+  </w:comment>
+  <w:comment w:id="14" w:author="LQ.AI Commercial counsel" w:date="2026-06-24T09:20:24Z" w:initials="LCC">
+    <w:p>
+      <w:pPr>
+        <w:pStyle w:val="CommentText"/>
+      </w:pPr>
+      <w:r>
+        <w:rPr>
+          <w:rStyle w:val="CommentReference"/>
+        </w:rPr>
+        <w:annotationRef/>
+      </w:r>
+      <w:r>
+        <w:t>Add standard exclusion categories present in virtually every mutual NDA. The current single public-domain exclusion is unusually narrow and one-sided — the whole clause is one sentence that requires rebuilding.</w:t>
+      </w:r>
+    </w:p>
+  </w:comment>
+  <w:comment w:id="15" w:author="LQ.AI Commercial counsel" w:date="2026-06-24T09:20:24Z" w:initials="LCC">
+    <w:p>
+      <w:pPr>
+        <w:pStyle w:val="CommentText"/>
+      </w:pPr>
+      <w:r>
+        <w:rPr>
+          <w:rStyle w:val="CommentReference"/>
+        </w:rPr>
+        <w:annotationRef/>
+      </w:r>
+      <w:r>
+        <w:t>Define Discloser and Recipient as contextual roles so every clause using these terms applies to whichever party discloses or receives in context, making the agreement truly mutual.</w:t>
+      </w:r>
+    </w:p>
+  </w:comment>
+  <w:comment w:id="16" w:author="LQ.AI Commercial counsel" w:date="2026-06-24T09:20:25Z" w:initials="LCC">
+    <w:p>
+      <w:pPr>
+        <w:pStyle w:val="CommentText"/>
+      </w:pPr>
+      <w:r>
+        <w:rPr>
+          <w:rStyle w:val="CommentReference"/>
+        </w:rPr>
+        <w:annotationRef/>
+      </w:r>
+      <w:r>
+        <w:t>Define our client neutrally so that Discloser and Recipient become contextual roles applying to whichever party discloses or receives in a given instance.</w:t>
+      </w:r>
+    </w:p>
+  </w:comment>
+  <w:comment w:id="17" w:author="LQ.AI Commercial counsel" w:date="2026-06-24T09:20:25Z" w:initials="LCC">
+    <w:p>
+      <w:pPr>
+        <w:pStyle w:val="CommentText"/>
+      </w:pPr>
+      <w:r>
+        <w:rPr>
+          <w:rStyle w:val="CommentReference"/>
+        </w:rPr>
+        <w:annotationRef/>
+      </w:r>
+      <w:r>
+        <w:t>Define Aegis neutrally so Discloser and Recipient become contextual roles rather than fixed party labels, making the agreement genuinely mutual.</w:t>
       </w:r>
     </w:p>
   </w:comment>
@@ -607,55 +756,67 @@
 
 <file path=word/commentsExtended1.xml><?xml version="1.0" encoding="utf-8"?>
 <w15:commentsEx xmlns:w15="http://schemas.microsoft.com/office/word/2012/wordml">
-  <w15:commentEx w15:paraId="53E18055" w15:done="0"/>
-  <w15:commentEx w15:paraId="4969FA16" w15:done="0"/>
-  <w15:commentEx w15:paraId="DF0A22E7" w15:done="0"/>
-  <w15:commentEx w15:paraId="713CDC7C" w15:done="0"/>
-  <w15:commentEx w15:paraId="37249633" w15:done="0"/>
-  <w15:commentEx w15:paraId="FDA1BEBB" w15:done="0"/>
-  <w15:commentEx w15:paraId="2408F125" w15:done="0"/>
-  <w15:commentEx w15:paraId="22A7217F" w15:done="0"/>
-  <w15:commentEx w15:paraId="F84F21C6" w15:done="0"/>
-  <w15:commentEx w15:paraId="E39A28A1" w15:done="0"/>
-  <w15:commentEx w15:paraId="4C655F9E" w15:done="0"/>
-  <w15:commentEx w15:paraId="1D83C743" w15:done="0"/>
-  <w15:commentEx w15:paraId="C116928A" w15:done="0"/>
+  <w15:commentEx w15:paraId="F32B0EA0" w15:done="0"/>
+  <w15:commentEx w15:paraId="4CE50244" w15:done="0"/>
+  <w15:commentEx w15:paraId="3DD383D6" w15:done="0"/>
+  <w15:commentEx w15:paraId="BF135A58" w15:done="0"/>
+  <w15:commentEx w15:paraId="D710EE75" w15:done="0"/>
+  <w15:commentEx w15:paraId="BB035B45" w15:done="0"/>
+  <w15:commentEx w15:paraId="47383692" w15:done="0"/>
+  <w15:commentEx w15:paraId="CB6F3170" w15:done="0"/>
+  <w15:commentEx w15:paraId="99B9079A" w15:done="0"/>
+  <w15:commentEx w15:paraId="E8EB0D9F" w15:done="0"/>
+  <w15:commentEx w15:paraId="61404C77" w15:done="0"/>
+  <w15:commentEx w15:paraId="09D0FF1F" w15:done="0"/>
+  <w15:commentEx w15:paraId="F0D61EB6" w15:done="0"/>
+  <w15:commentEx w15:paraId="603DC4C5" w15:done="0"/>
+  <w15:commentEx w15:paraId="633FDBDA" w15:done="0"/>
+  <w15:commentEx w15:paraId="0685668B" w15:done="0"/>
+  <w15:commentEx w15:paraId="53EACAD0" w15:done="0"/>
 </w15:commentsEx>
 </file>
 
 <file path=word/commentsExtensible1.xml><?xml version="1.0" encoding="utf-8"?>
 <w16cex:commentsExtensible xmlns:w16cex="http://schemas.microsoft.com/office/word/2018/wordml/cex">
-  <w16cex:commentExtensible w16cex:durableId="4FCEC707" w16cex:dateUtc="2026-06-22T15:05:04Z"/>
-  <w16cex:commentExtensible w16cex:durableId="96AFDAFA" w16cex:dateUtc="2026-06-22T15:05:04Z"/>
-  <w16cex:commentExtensible w16cex:durableId="D9937A8E" w16cex:dateUtc="2026-06-22T15:05:04Z"/>
-  <w16cex:commentExtensible w16cex:durableId="5092BCCB" w16cex:dateUtc="2026-06-22T15:05:04Z"/>
-  <w16cex:commentExtensible w16cex:durableId="29DCB80A" w16cex:dateUtc="2026-06-22T15:05:04Z"/>
-  <w16cex:commentExtensible w16cex:durableId="B79DC580" w16cex:dateUtc="2026-06-22T15:05:04Z"/>
-  <w16cex:commentExtensible w16cex:durableId="F0321845" w16cex:dateUtc="2026-06-22T15:05:04Z"/>
-  <w16cex:commentExtensible w16cex:durableId="D13F592A" w16cex:dateUtc="2026-06-22T15:05:04Z"/>
-  <w16cex:commentExtensible w16cex:durableId="0E9E85DE" w16cex:dateUtc="2026-06-22T15:05:04Z"/>
-  <w16cex:commentExtensible w16cex:durableId="F7A78F8E" w16cex:dateUtc="2026-06-22T15:05:04Z"/>
-  <w16cex:commentExtensible w16cex:durableId="7FA3C5F7" w16cex:dateUtc="2026-06-22T15:05:04Z"/>
-  <w16cex:commentExtensible w16cex:durableId="9BAA705F" w16cex:dateUtc="2026-06-22T15:05:04Z"/>
-  <w16cex:commentExtensible w16cex:durableId="8CCA0A17" w16cex:dateUtc="2026-06-22T15:05:04Z"/>
+  <w16cex:commentExtensible w16cex:durableId="DCB024DE" w16cex:dateUtc="2026-06-24T09:20:24Z"/>
+  <w16cex:commentExtensible w16cex:durableId="80D0D146" w16cex:dateUtc="2026-06-24T09:20:24Z"/>
+  <w16cex:commentExtensible w16cex:durableId="935702AB" w16cex:dateUtc="2026-06-24T09:20:24Z"/>
+  <w16cex:commentExtensible w16cex:durableId="F8F1E6A5" w16cex:dateUtc="2026-06-24T09:20:24Z"/>
+  <w16cex:commentExtensible w16cex:durableId="9D0B76F6" w16cex:dateUtc="2026-06-24T09:20:24Z"/>
+  <w16cex:commentExtensible w16cex:durableId="3D3B6CCE" w16cex:dateUtc="2026-06-24T09:20:24Z"/>
+  <w16cex:commentExtensible w16cex:durableId="CF5EA2C3" w16cex:dateUtc="2026-06-24T09:20:24Z"/>
+  <w16cex:commentExtensible w16cex:durableId="30C71CA6" w16cex:dateUtc="2026-06-24T09:20:24Z"/>
+  <w16cex:commentExtensible w16cex:durableId="AB99B261" w16cex:dateUtc="2026-06-24T09:20:24Z"/>
+  <w16cex:commentExtensible w16cex:durableId="340D673E" w16cex:dateUtc="2026-06-24T09:20:24Z"/>
+  <w16cex:commentExtensible w16cex:durableId="9234802B" w16cex:dateUtc="2026-06-24T09:20:24Z"/>
+  <w16cex:commentExtensible w16cex:durableId="B9D0687F" w16cex:dateUtc="2026-06-24T09:20:24Z"/>
+  <w16cex:commentExtensible w16cex:durableId="8910F623" w16cex:dateUtc="2026-06-24T09:20:24Z"/>
+  <w16cex:commentExtensible w16cex:durableId="783385D5" w16cex:dateUtc="2026-06-24T09:20:24Z"/>
+  <w16cex:commentExtensible w16cex:durableId="6C491255" w16cex:dateUtc="2026-06-24T09:20:24Z"/>
+  <w16cex:commentExtensible w16cex:durableId="EBFA50EF" w16cex:dateUtc="2026-06-24T09:20:25Z"/>
+  <w16cex:commentExtensible w16cex:durableId="424F8F3C" w16cex:dateUtc="2026-06-24T09:20:25Z"/>
 </w16cex:commentsExtensible>
 </file>
 
 <file path=word/commentsIds1.xml><?xml version="1.0" encoding="utf-8"?>
 <w16cid:commentsIds xmlns:w16cid="http://schemas.microsoft.com/office/word/2016/wordml/cid">
-  <w16cid:commentId w16cid:paraId="53E18055" w16cid:durableId="4FCEC707"/>
-  <w16cid:commentId w16cid:paraId="4969FA16" w16cid:durableId="96AFDAFA"/>
-  <w16cid:commentId w16cid:paraId="DF0A22E7" w16cid:durableId="D9937A8E"/>
-  <w16cid:commentId w16cid:paraId="713CDC7C" w16cid:durableId="5092BCCB"/>
-  <w16cid:commentId w16cid:paraId="37249633" w16cid:durableId="29DCB80A"/>
-  <w16cid:commentId w16cid:paraId="FDA1BEBB" w16cid:durableId="B79DC580"/>
-  <w16cid:commentId w16cid:paraId="2408F125" w16cid:durableId="F0321845"/>
-  <w16cid:commentId w16cid:paraId="22A7217F" w16cid:durableId="D13F592A"/>
-  <w16cid:commentId w16cid:paraId="F84F21C6" w16cid:durableId="0E9E85DE"/>
-  <w16cid:commentId w16cid:paraId="E39A28A1" w16cid:durableId="F7A78F8E"/>
-  <w16cid:commentId w16cid:paraId="4C655F9E" w16cid:durableId="7FA3C5F7"/>
-  <w16cid:commentId w16cid:paraId="1D83C743" w16cid:durableId="9BAA705F"/>
-  <w16cid:commentId w16cid:paraId="C116928A" w16cid:durableId="8CCA0A17"/>
+  <w16cid:commentId w16cid:paraId="F32B0EA0" w16cid:durableId="DCB024DE"/>
+  <w16cid:commentId w16cid:paraId="4CE50244" w16cid:durableId="80D0D146"/>
+  <w16cid:commentId w16cid:paraId="3DD383D6" w16cid:durableId="935702AB"/>
+  <w16cid:commentId w16cid:paraId="BF135A58" w16cid:durableId="F8F1E6A5"/>
+  <w16cid:commentId w16cid:paraId="D710EE75" w16cid:durableId="9D0B76F6"/>
+  <w16cid:commentId w16cid:paraId="BB035B45" w16cid:durableId="3D3B6CCE"/>
+  <w16cid:commentId w16cid:paraId="47383692" w16cid:durableId="CF5EA2C3"/>
+  <w16cid:commentId w16cid:paraId="CB6F3170" w16cid:durableId="30C71CA6"/>
+  <w16cid:commentId w16cid:paraId="99B9079A" w16cid:durableId="AB99B261"/>
+  <w16cid:commentId w16cid:paraId="E8EB0D9F" w16cid:durableId="340D673E"/>
+  <w16cid:commentId w16cid:paraId="61404C77" w16cid:durableId="9234802B"/>
+  <w16cid:commentId w16cid:paraId="09D0FF1F" w16cid:durableId="B9D0687F"/>
+  <w16cid:commentId w16cid:paraId="F0D61EB6" w16cid:durableId="8910F623"/>
+  <w16cid:commentId w16cid:paraId="603DC4C5" w16cid:durableId="783385D5"/>
+  <w16cid:commentId w16cid:paraId="633FDBDA" w16cid:durableId="6C491255"/>
+  <w16cid:commentId w16cid:paraId="0685668B" w16cid:durableId="EBFA50EF"/>
+  <w16cid:commentId w16cid:paraId="53EACAD0" w16cid:durableId="424F8F3C"/>
 </w16cid:commentsIds>
 </file>
 

--- a/docs/fork/evidence/c9/flash/aegis_mutual_nda/Aegis-Mutual-NDA (redlined).docx
+++ b/docs/fork/evidence/c9/flash/aegis_mutual_nda/Aegis-Mutual-NDA (redlined).docx
@@ -12,49 +12,7 @@
     </w:p>
     <w:p>
       <w:r>
-        <w:t xml:space="preserve">This Mutual Non-Disclosure Agreement is entered into between Aegis Analytics Inc. </w:t>
-      </w:r>
-      <w:commentRangeStart w:id="17"/>
-      <w:del w:id="32" w:author="LQ.AI Commercial counsel" w:date="2026-06-24T09:20:24Z" w16du:dateUtc="2026-06-24T09:20:24Z">
-        <w:r>
-          <w:delText>(the "Discloser")</w:delText>
-        </w:r>
-      </w:del>
-      <w:ins w:id="33" w:author="LQ.AI Commercial counsel" w:date="2026-06-24T09:20:24Z" w16du:dateUtc="2026-06-24T09:20:24Z">
-        <w:r>
-          <w:t>("Aegis")</w:t>
-        </w:r>
-      </w:ins>
-      <w:commentRangeEnd w:id="17"/>
-      <w:r>
-        <w:rPr>
-          <w:rStyle w:val="CommentReference"/>
-        </w:rPr>
-        <w:commentReference w:id="17"/>
-      </w:r>
-      <w:r>
-        <w:t xml:space="preserve"> and the counterparty identified in the signature block </w:t>
-      </w:r>
-      <w:commentRangeStart w:id="16"/>
-      <w:del w:id="30" w:author="LQ.AI Commercial counsel" w:date="2026-06-24T09:20:24Z" w16du:dateUtc="2026-06-24T09:20:24Z">
-        <w:r>
-          <w:delText>(the "Recipient"),</w:delText>
-        </w:r>
-      </w:del>
-      <w:ins w:id="31" w:author="LQ.AI Commercial counsel" w:date="2026-06-24T09:20:24Z" w16du:dateUtc="2026-06-24T09:20:24Z">
-        <w:r>
-          <w:t>("Counterparty") (each a "Party"),</w:t>
-        </w:r>
-      </w:ins>
-      <w:commentRangeEnd w:id="16"/>
-      <w:r>
-        <w:rPr>
-          <w:rStyle w:val="CommentReference"/>
-        </w:rPr>
-        <w:commentReference w:id="16"/>
-      </w:r>
-      <w:r>
-        <w:t xml:space="preserve"> to protect Confidential Information exchanged in connection with a potential business relationship.</w:t>
+        <w:t>This Mutual Non-Disclosure Agreement is entered into between Aegis Analytics Inc. (the "Discloser") and the counterparty identified in the signature block (the "Recipient"), to protect Confidential Information exchanged in connection with a potential business relationship.</w:t>
       </w:r>
     </w:p>
     <w:p>
@@ -67,20 +25,44 @@
     </w:p>
     <w:p>
       <w:r>
-        <w:t>"Confidential Information" means all information disclosed by the Discloser to the Recipient, in any form and whether or not marked confidential, including all business, technical, financial and commercial information and any notes or analyses derived from it. All Confidential Information remains the property of the Discloser.</w:t>
+        <w:t xml:space="preserve">"Confidential Information" means all information disclosed by </w:t>
       </w:r>
-      <w:commentRangeStart w:id="15"/>
-      <w:ins w:id="29" w:author="LQ.AI Commercial counsel" w:date="2026-06-24T09:20:24Z" w16du:dateUtc="2026-06-24T09:20:24Z">
+      <w:commentRangeStart w:id="9"/>
+      <w:del w:id="36" w:author="LQ.AI Commercial counsel" w:date="2026-06-24T13:13:41Z" w16du:dateUtc="2026-06-24T13:13:41Z">
         <w:r>
-          <w:t xml:space="preserve"> As used in this Agreement, "Discloser" means the Party disclosing its own Confidential Information, and "Recipient" means the Party receiving the other Party's Confidential Information.</w:t>
+          <w:delText>the Discloser to the Recipient</w:delText>
+        </w:r>
+      </w:del>
+      <w:ins w:id="37" w:author="LQ.AI Commercial counsel" w:date="2026-06-24T13:13:41Z" w16du:dateUtc="2026-06-24T13:13:41Z">
+        <w:r>
+          <w:t>a Party (the "Discloser") to the other Party (the "Recipient")</w:t>
         </w:r>
       </w:ins>
-      <w:commentRangeEnd w:id="15"/>
+      <w:commentRangeEnd w:id="9"/>
       <w:r>
         <w:rPr>
           <w:rStyle w:val="CommentReference"/>
         </w:rPr>
-        <w:commentReference w:id="15"/>
+        <w:commentReference w:id="9"/>
+      </w:r>
+      <w:r>
+        <w:t xml:space="preserve">, in any form and whether or not marked confidential, including all business, technical, financial and commercial information and any notes or analyses derived from it. </w:t>
+      </w:r>
+      <w:commentRangeStart w:id="8"/>
+      <w:ins w:id="35" w:author="LQ.AI Commercial counsel" w:date="2026-06-24T13:13:41Z" w16du:dateUtc="2026-06-24T13:13:41Z">
+        <w:r>
+          <w:t xml:space="preserve">"Discloser" means the Party disclosing its Confidential Information, and "Recipient" means the Party receiving such Confidential Information. </w:t>
+        </w:r>
+      </w:ins>
+      <w:commentRangeEnd w:id="8"/>
+      <w:r>
+        <w:rPr>
+          <w:rStyle w:val="CommentReference"/>
+        </w:rPr>
+        <w:commentReference w:id="8"/>
+      </w:r>
+      <w:r>
+        <w:t>All Confidential Information remains the property of the Discloser.</w:t>
       </w:r>
     </w:p>
     <w:p>
@@ -92,8 +74,39 @@
       </w:r>
     </w:p>
     <w:p>
+      <w:commentRangeStart w:id="7"/>
+      <w:del w:id="33" w:author="LQ.AI Commercial counsel" w:date="2026-06-24T13:13:41Z" w16du:dateUtc="2026-06-24T13:13:41Z">
+        <w:r>
+          <w:delText>The Recipient</w:delText>
+        </w:r>
+      </w:del>
+      <w:ins w:id="34" w:author="LQ.AI Commercial counsel" w:date="2026-06-24T13:13:41Z" w16du:dateUtc="2026-06-24T13:13:41Z">
+        <w:r>
+          <w:t>Each Party</w:t>
+        </w:r>
+      </w:ins>
+      <w:commentRangeEnd w:id="7"/>
       <w:r>
-        <w:t>The Recipient shall hold in strict confidence all Confidential Information and shall not disclose it to any third party or use it for any purpose other than evaluating the potential business relationship, without the prior written consent of the Discloser.</w:t>
+        <w:rPr>
+          <w:rStyle w:val="CommentReference"/>
+        </w:rPr>
+        <w:commentReference w:id="7"/>
+      </w:r>
+      <w:r>
+        <w:t xml:space="preserve"> shall hold in strict confidence </w:t>
+      </w:r>
+      <w:del w:id="31" w:author="LQ.AI Commercial counsel" w:date="2026-06-24T13:13:41Z" w16du:dateUtc="2026-06-24T13:13:41Z">
+        <w:r>
+          <w:delText>all</w:delText>
+        </w:r>
+      </w:del>
+      <w:ins w:id="32" w:author="LQ.AI Commercial counsel" w:date="2026-06-24T13:13:41Z" w16du:dateUtc="2026-06-24T13:13:41Z">
+        <w:r>
+          <w:t>the other Party's</w:t>
+        </w:r>
+      </w:ins>
+      <w:r>
+        <w:t xml:space="preserve"> Confidential Information and shall not disclose it to any third party or use it for any purpose other than evaluating the potential business relationship, without the prior written consent of the Discloser.</w:t>
       </w:r>
     </w:p>
     <w:p>
@@ -105,23 +118,66 @@
       </w:r>
     </w:p>
     <w:p>
-      <w:commentRangeStart w:id="14"/>
-      <w:del w:id="27" w:author="LQ.AI Commercial counsel" w:date="2026-06-24T09:20:24Z" w16du:dateUtc="2026-06-24T09:20:24Z">
+      <w:r>
+        <w:t xml:space="preserve">Information is not Confidential Information </w:t>
+      </w:r>
+      <w:commentRangeStart w:id="6"/>
+      <w:del w:id="30" w:author="LQ.AI Commercial counsel" w:date="2026-06-24T13:13:41Z" w16du:dateUtc="2026-06-24T13:13:41Z">
         <w:r>
-          <w:delText>Information is not Confidential Information only to the extent the Recipient can show by written records that it was already in the public domain at the time of disclosure through no act of the Recipient.</w:delText>
+          <w:delText xml:space="preserve">only </w:delText>
         </w:r>
       </w:del>
-      <w:ins w:id="28" w:author="LQ.AI Commercial counsel" w:date="2026-06-24T09:20:24Z" w16du:dateUtc="2026-06-24T09:20:24Z">
-        <w:r>
-          <w:t>Confidential Information does not include information that the Recipient can demonstrate by written records: (a) was already in the public domain at the time of disclosure through no act of the Recipient; (b) was already known to the Recipient prior to disclosure; (c) is independently developed by the Recipient without use of or reference to the Confidential Information; or (d) is required to be disclosed by applicable law or legal process, provided that the Recipient gives the Discloser prompt notice and reasonably cooperates in seeking a protective order.</w:t>
-        </w:r>
-      </w:ins>
-      <w:commentRangeEnd w:id="14"/>
+      <w:commentRangeEnd w:id="6"/>
       <w:r>
         <w:rPr>
           <w:rStyle w:val="CommentReference"/>
         </w:rPr>
-        <w:commentReference w:id="14"/>
+        <w:commentReference w:id="6"/>
+      </w:r>
+      <w:r>
+        <w:t xml:space="preserve">to the extent </w:t>
+      </w:r>
+      <w:del w:id="28" w:author="LQ.AI Commercial counsel" w:date="2026-06-24T13:13:41Z" w16du:dateUtc="2026-06-24T13:13:41Z">
+        <w:r>
+          <w:delText>the</w:delText>
+        </w:r>
+      </w:del>
+      <w:ins w:id="29" w:author="LQ.AI Commercial counsel" w:date="2026-06-24T13:13:41Z" w16du:dateUtc="2026-06-24T13:13:41Z">
+        <w:r>
+          <w:t>a</w:t>
+        </w:r>
+      </w:ins>
+      <w:r>
+        <w:t xml:space="preserve"> Recipient can show by written records that it</w:t>
+      </w:r>
+      <w:ins w:id="27" w:author="LQ.AI Commercial counsel" w:date="2026-06-24T13:13:41Z" w16du:dateUtc="2026-06-24T13:13:41Z">
+        <w:r>
+          <w:t>: (a)</w:t>
+        </w:r>
+      </w:ins>
+      <w:r>
+        <w:t xml:space="preserve"> was already in the public domain at the time of disclosure through no </w:t>
+      </w:r>
+      <w:del w:id="25" w:author="LQ.AI Commercial counsel" w:date="2026-06-24T13:13:41Z" w16du:dateUtc="2026-06-24T13:13:41Z">
+        <w:r>
+          <w:delText>act</w:delText>
+        </w:r>
+      </w:del>
+      <w:ins w:id="26" w:author="LQ.AI Commercial counsel" w:date="2026-06-24T13:13:41Z" w16du:dateUtc="2026-06-24T13:13:41Z">
+        <w:r>
+          <w:t>fault</w:t>
+        </w:r>
+      </w:ins>
+      <w:r>
+        <w:t xml:space="preserve"> of the Recipient</w:t>
+      </w:r>
+      <w:ins w:id="24" w:author="LQ.AI Commercial counsel" w:date="2026-06-24T13:13:41Z" w16du:dateUtc="2026-06-24T13:13:41Z">
+        <w:r>
+          <w:t>; (b) was rightfully known to the Recipient prior to the disclosure; (c) is independently developed by the Recipient without use of or reference to the Confidential Information; (d) is rightfully received by the Recipient from a third party without restriction on disclosure; or (e) is required to be disclosed by applicable law, regulation, or court order, provided the Recipient gives the Discloser prompt notice and limits such disclosure to the minimum extent required</w:t>
+        </w:r>
+      </w:ins>
+      <w:r>
+        <w:t>.</w:t>
       </w:r>
     </w:p>
     <w:p>
@@ -136,65 +192,47 @@
       <w:r>
         <w:t xml:space="preserve">The Recipient's obligations of confidentiality under this Agreement shall survive </w:t>
       </w:r>
-      <w:commentRangeStart w:id="13"/>
-      <w:del w:id="25" w:author="LQ.AI Commercial counsel" w:date="2026-06-24T09:20:24Z" w16du:dateUtc="2026-06-24T09:20:24Z">
+      <w:commentRangeStart w:id="5"/>
+      <w:del w:id="22" w:author="LQ.AI Commercial counsel" w:date="2026-06-24T13:13:41Z" w16du:dateUtc="2026-06-24T13:13:41Z">
         <w:r>
           <w:delText>in perpetuity</w:delText>
         </w:r>
       </w:del>
-      <w:ins w:id="26" w:author="LQ.AI Commercial counsel" w:date="2026-06-24T09:20:24Z" w16du:dateUtc="2026-06-24T09:20:24Z">
+      <w:ins w:id="23" w:author="LQ.AI Commercial counsel" w:date="2026-06-24T13:13:41Z" w16du:dateUtc="2026-06-24T13:13:41Z">
         <w:r>
-          <w:t>for five (5) years</w:t>
+          <w:t>for a period of five (5) years from the date of disclosure</w:t>
         </w:r>
       </w:ins>
-      <w:commentRangeEnd w:id="13"/>
+      <w:commentRangeEnd w:id="5"/>
       <w:r>
         <w:rPr>
           <w:rStyle w:val="CommentReference"/>
         </w:rPr>
-        <w:commentReference w:id="13"/>
+        <w:commentReference w:id="5"/>
       </w:r>
       <w:r>
-        <w:t xml:space="preserve"> </w:t>
+        <w:t xml:space="preserve"> and shall continue to bind the Recipient </w:t>
       </w:r>
-      <w:commentRangeStart w:id="12"/>
-      <w:del w:id="23" w:author="LQ.AI Commercial counsel" w:date="2026-06-24T09:20:24Z" w16du:dateUtc="2026-06-24T09:20:24Z">
+      <w:del w:id="20" w:author="LQ.AI Commercial counsel" w:date="2026-06-24T13:13:41Z" w16du:dateUtc="2026-06-24T13:13:41Z">
         <w:r>
-          <w:delText>and shall continue to bind the Recipient indefinitely</w:delText>
+          <w:delText>indefinitely</w:delText>
         </w:r>
       </w:del>
-      <w:ins w:id="24" w:author="LQ.AI Commercial counsel" w:date="2026-06-24T09:20:24Z" w16du:dateUtc="2026-06-24T09:20:24Z">
+      <w:ins w:id="21" w:author="LQ.AI Commercial counsel" w:date="2026-06-24T13:13:41Z" w16du:dateUtc="2026-06-24T13:13:41Z">
         <w:r>
-          <w:t>from the date of disclosure of the relevant Confidential Information</w:t>
+          <w:t>for such period</w:t>
         </w:r>
       </w:ins>
-      <w:commentRangeEnd w:id="12"/>
       <w:r>
-        <w:rPr>
-          <w:rStyle w:val="CommentReference"/>
-        </w:rPr>
-        <w:commentReference w:id="12"/>
+        <w:t xml:space="preserve"> after the return or destruction of the Confidential Information</w:t>
       </w:r>
-      <w:r>
-        <w:t xml:space="preserve"> after the return or destruction of the Confidential </w:t>
-      </w:r>
-      <w:commentRangeStart w:id="11"/>
-      <w:del w:id="21" w:author="LQ.AI Commercial counsel" w:date="2026-06-24T09:20:24Z" w16du:dateUtc="2026-06-24T09:20:24Z">
+      <w:ins w:id="19" w:author="LQ.AI Commercial counsel" w:date="2026-06-24T13:13:41Z" w16du:dateUtc="2026-06-24T13:13:41Z">
         <w:r>
-          <w:delText>Information.</w:delText>
-        </w:r>
-      </w:del>
-      <w:ins w:id="22" w:author="LQ.AI Commercial counsel" w:date="2026-06-24T09:20:24Z" w16du:dateUtc="2026-06-24T09:20:24Z">
-        <w:r>
-          <w:t>Information; provided that obligations with respect to Confidential Information that constitutes a trade secret under applicable law shall continue for so long as the information remains a trade secret under applicable law.</w:t>
+          <w:t>; provided, however, that with respect to any Confidential Information that constitutes a trade secret under applicable law, such obligations shall survive for as long as such information remains a trade secret under applicable law</w:t>
         </w:r>
       </w:ins>
-      <w:commentRangeEnd w:id="11"/>
       <w:r>
-        <w:rPr>
-          <w:rStyle w:val="CommentReference"/>
-        </w:rPr>
-        <w:commentReference w:id="11"/>
+        <w:t>.</w:t>
       </w:r>
     </w:p>
     <w:p>
@@ -207,25 +245,49 @@
     </w:p>
     <w:p>
       <w:r>
-        <w:t xml:space="preserve">Upon the Discloser's written demand, the Recipient shall immediately return or destroy all Confidential Information and all copies, and shall certify such destruction in writing. The Recipient may not retain any copy for any </w:t>
+        <w:t xml:space="preserve">Upon the Discloser's written demand, the Recipient shall </w:t>
       </w:r>
-      <w:commentRangeStart w:id="10"/>
-      <w:del w:id="19" w:author="LQ.AI Commercial counsel" w:date="2026-06-24T09:20:24Z" w16du:dateUtc="2026-06-24T09:20:24Z">
+      <w:commentRangeStart w:id="4"/>
+      <w:del w:id="17" w:author="LQ.AI Commercial counsel" w:date="2026-06-24T13:13:41Z" w16du:dateUtc="2026-06-24T13:13:41Z">
         <w:r>
-          <w:delText>reason.</w:delText>
+          <w:delText>immediately</w:delText>
         </w:r>
       </w:del>
-      <w:ins w:id="20" w:author="LQ.AI Commercial counsel" w:date="2026-06-24T09:20:24Z" w16du:dateUtc="2026-06-24T09:20:24Z">
+      <w:ins w:id="18" w:author="LQ.AI Commercial counsel" w:date="2026-06-24T13:13:41Z" w16du:dateUtc="2026-06-24T13:13:41Z">
         <w:r>
-          <w:t>reason; provided that the Recipient may retain (i) copies stored on routine backup media until such backups are overwritten in the ordinary course of business, and (ii) copies required to be retained by applicable law or regulation. Any retained copies shall remain subject to this Agreement.</w:t>
+          <w:t>promptly</w:t>
         </w:r>
       </w:ins>
-      <w:commentRangeEnd w:id="10"/>
+      <w:commentRangeEnd w:id="4"/>
       <w:r>
         <w:rPr>
           <w:rStyle w:val="CommentReference"/>
         </w:rPr>
-        <w:commentReference w:id="10"/>
+        <w:commentReference w:id="4"/>
+      </w:r>
+      <w:r>
+        <w:t xml:space="preserve"> return or destroy all Confidential Information and all copies, and shall certify such destruction in writing. </w:t>
+      </w:r>
+      <w:commentRangeStart w:id="3"/>
+      <w:del w:id="15" w:author="LQ.AI Commercial counsel" w:date="2026-06-24T13:13:41Z" w16du:dateUtc="2026-06-24T13:13:41Z">
+        <w:r>
+          <w:delText>The Recipient may not retain any copy for any reason</w:delText>
+        </w:r>
+      </w:del>
+      <w:ins w:id="16" w:author="LQ.AI Commercial counsel" w:date="2026-06-24T13:13:41Z" w16du:dateUtc="2026-06-24T13:13:41Z">
+        <w:r>
+          <w:t>Notwithstanding the foregoing, the Recipient may retain (i) copies stored on automatic backup systems that are not readily accessible, until such backups are overwritten in the ordinary course, and (ii) copies as required to comply with applicable law, regulation, or professional obligations</w:t>
+        </w:r>
+      </w:ins>
+      <w:commentRangeEnd w:id="3"/>
+      <w:r>
+        <w:rPr>
+          <w:rStyle w:val="CommentReference"/>
+        </w:rPr>
+        <w:commentReference w:id="3"/>
+      </w:r>
+      <w:r>
+        <w:t>.</w:t>
       </w:r>
     </w:p>
     <w:p>
@@ -238,46 +300,7 @@
     </w:p>
     <w:p>
       <w:r>
-        <w:t xml:space="preserve">Nothing in this Agreement grants </w:t>
-      </w:r>
-      <w:commentRangeStart w:id="9"/>
-      <w:del w:id="17" w:author="LQ.AI Commercial counsel" w:date="2026-06-24T09:20:24Z" w16du:dateUtc="2026-06-24T09:20:24Z">
-        <w:r>
-          <w:delText>the Recipient any licence or right in the</w:delText>
-        </w:r>
-      </w:del>
-      <w:ins w:id="18" w:author="LQ.AI Commercial counsel" w:date="2026-06-24T09:20:24Z" w16du:dateUtc="2026-06-24T09:20:24Z">
-        <w:r>
-          <w:t>either Party any licence or right in the other Party's</w:t>
-        </w:r>
-      </w:ins>
-      <w:commentRangeEnd w:id="9"/>
-      <w:r>
-        <w:rPr>
-          <w:rStyle w:val="CommentReference"/>
-        </w:rPr>
-        <w:commentReference w:id="9"/>
-      </w:r>
-      <w:r>
-        <w:t xml:space="preserve"> Confidential Information, and </w:t>
-      </w:r>
-      <w:commentRangeStart w:id="8"/>
-      <w:del w:id="15" w:author="LQ.AI Commercial counsel" w:date="2026-06-24T09:20:24Z" w16du:dateUtc="2026-06-24T09:20:24Z">
-        <w:r>
-          <w:delText>the Discloser may pursue any opportunity with any third party without obligation to the Recipient.</w:delText>
-        </w:r>
-      </w:del>
-      <w:ins w:id="16" w:author="LQ.AI Commercial counsel" w:date="2026-06-24T09:20:24Z" w16du:dateUtc="2026-06-24T09:20:24Z">
-        <w:r>
-          <w:t>neither Party shall have any obligation to the other by reason of this Agreement to pursue any business relationship.</w:t>
-        </w:r>
-      </w:ins>
-      <w:commentRangeEnd w:id="8"/>
-      <w:r>
-        <w:rPr>
-          <w:rStyle w:val="CommentReference"/>
-        </w:rPr>
-        <w:commentReference w:id="8"/>
+        <w:t>Nothing in this Agreement grants the Recipient any licence or right in the Confidential Information, and the Discloser may pursue any opportunity with any third party without obligation to the Recipient.</w:t>
       </w:r>
     </w:p>
     <w:p>
@@ -289,86 +312,65 @@
       </w:r>
     </w:p>
     <w:p>
-      <w:commentRangeStart w:id="7"/>
-      <w:del w:id="13" w:author="LQ.AI Commercial counsel" w:date="2026-06-24T09:20:24Z" w16du:dateUtc="2026-06-24T09:20:24Z">
+      <w:commentRangeStart w:id="2"/>
+      <w:del w:id="13" w:author="LQ.AI Commercial counsel" w:date="2026-06-24T13:13:41Z" w16du:dateUtc="2026-06-24T13:13:41Z">
         <w:r>
           <w:delText>The Recipient</w:delText>
         </w:r>
       </w:del>
-      <w:ins w:id="14" w:author="LQ.AI Commercial counsel" w:date="2026-06-24T09:20:24Z" w16du:dateUtc="2026-06-24T09:20:24Z">
+      <w:ins w:id="14" w:author="LQ.AI Commercial counsel" w:date="2026-06-24T13:13:41Z" w16du:dateUtc="2026-06-24T13:13:41Z">
         <w:r>
           <w:t>Each Party</w:t>
         </w:r>
       </w:ins>
-      <w:commentRangeEnd w:id="7"/>
+      <w:commentRangeEnd w:id="2"/>
       <w:r>
         <w:rPr>
           <w:rStyle w:val="CommentReference"/>
         </w:rPr>
-        <w:commentReference w:id="7"/>
+        <w:commentReference w:id="2"/>
       </w:r>
       <w:r>
         <w:t xml:space="preserve"> acknowledges that </w:t>
       </w:r>
-      <w:commentRangeStart w:id="6"/>
-      <w:del w:id="11" w:author="LQ.AI Commercial counsel" w:date="2026-06-24T09:20:24Z" w16du:dateUtc="2026-06-24T09:20:24Z">
+      <w:del w:id="11" w:author="LQ.AI Commercial counsel" w:date="2026-06-24T13:13:41Z" w16du:dateUtc="2026-06-24T13:13:41Z">
         <w:r>
-          <w:delText>any breach would</w:delText>
+          <w:delText>any</w:delText>
         </w:r>
       </w:del>
-      <w:ins w:id="12" w:author="LQ.AI Commercial counsel" w:date="2026-06-24T09:20:24Z" w16du:dateUtc="2026-06-24T09:20:24Z">
+      <w:ins w:id="12" w:author="LQ.AI Commercial counsel" w:date="2026-06-24T13:13:41Z" w16du:dateUtc="2026-06-24T13:13:41Z">
         <w:r>
-          <w:t>a breach of this Agreement may</w:t>
+          <w:t>a</w:t>
         </w:r>
       </w:ins>
-      <w:commentRangeEnd w:id="6"/>
       <w:r>
-        <w:rPr>
-          <w:rStyle w:val="CommentReference"/>
-        </w:rPr>
-        <w:commentReference w:id="6"/>
+        <w:t xml:space="preserve"> breach </w:t>
       </w:r>
+      <w:del w:id="9" w:author="LQ.AI Commercial counsel" w:date="2026-06-24T13:13:41Z" w16du:dateUtc="2026-06-24T13:13:41Z">
+        <w:r>
+          <w:delText>would</w:delText>
+        </w:r>
+      </w:del>
+      <w:ins w:id="10" w:author="LQ.AI Commercial counsel" w:date="2026-06-24T13:13:41Z" w16du:dateUtc="2026-06-24T13:13:41Z">
+        <w:r>
+          <w:t>of its obligations under this Agreement may</w:t>
+        </w:r>
+      </w:ins>
       <w:r>
         <w:t xml:space="preserve"> cause irreparable harm and agrees that the </w:t>
       </w:r>
-      <w:commentRangeStart w:id="5"/>
-      <w:del w:id="9" w:author="LQ.AI Commercial counsel" w:date="2026-06-24T09:20:24Z" w16du:dateUtc="2026-06-24T09:20:24Z">
+      <w:del w:id="7" w:author="LQ.AI Commercial counsel" w:date="2026-06-24T13:13:41Z" w16du:dateUtc="2026-06-24T13:13:41Z">
         <w:r>
-          <w:delText>Discloser shall be entitled to</w:delText>
+          <w:delText>Discloser</w:delText>
         </w:r>
       </w:del>
-      <w:ins w:id="10" w:author="LQ.AI Commercial counsel" w:date="2026-06-24T09:20:24Z" w16du:dateUtc="2026-06-24T09:20:24Z">
+      <w:ins w:id="8" w:author="LQ.AI Commercial counsel" w:date="2026-06-24T13:13:41Z" w16du:dateUtc="2026-06-24T13:13:41Z">
         <w:r>
-          <w:t>non-breaching Party shall be entitled to seek</w:t>
+          <w:t>other Party</w:t>
         </w:r>
       </w:ins>
-      <w:commentRangeEnd w:id="5"/>
       <w:r>
-        <w:rPr>
-          <w:rStyle w:val="CommentReference"/>
-        </w:rPr>
-        <w:commentReference w:id="5"/>
-      </w:r>
-      <w:r>
-        <w:t xml:space="preserve"> injunctive relief without the requirement to post a bond or prove actual damages, in addition to any other </w:t>
-      </w:r>
-      <w:commentRangeStart w:id="4"/>
-      <w:del w:id="7" w:author="LQ.AI Commercial counsel" w:date="2026-06-24T09:20:24Z" w16du:dateUtc="2026-06-24T09:20:24Z">
-        <w:r>
-          <w:delText>remedy.</w:delText>
-        </w:r>
-      </w:del>
-      <w:ins w:id="8" w:author="LQ.AI Commercial counsel" w:date="2026-06-24T09:20:24Z" w16du:dateUtc="2026-06-24T09:20:24Z">
-        <w:r>
-          <w:t>remedies available at law or in equity.</w:t>
-        </w:r>
-      </w:ins>
-      <w:commentRangeEnd w:id="4"/>
-      <w:r>
-        <w:rPr>
-          <w:rStyle w:val="CommentReference"/>
-        </w:rPr>
-        <w:commentReference w:id="4"/>
+        <w:t xml:space="preserve"> shall be entitled to injunctive relief without the requirement to post a bond or prove actual damages, in addition to any other remedy.</w:t>
       </w:r>
     </w:p>
     <w:p>
@@ -381,28 +383,7 @@
     </w:p>
     <w:p>
       <w:r>
-        <w:t xml:space="preserve">All Confidential Information is provided "AS IS". </w:t>
-      </w:r>
-      <w:commentRangeStart w:id="3"/>
-      <w:del w:id="5" w:author="LQ.AI Commercial counsel" w:date="2026-06-24T09:20:24Z" w16du:dateUtc="2026-06-24T09:20:24Z">
-        <w:r>
-          <w:delText>The Discloser makes no representation or warranty as to its accuracy or completeness and shall have no liability to the Recipient arising from the Recipient's</w:delText>
-        </w:r>
-      </w:del>
-      <w:ins w:id="6" w:author="LQ.AI Commercial counsel" w:date="2026-06-24T09:20:24Z" w16du:dateUtc="2026-06-24T09:20:24Z">
-        <w:r>
-          <w:t>Neither Party makes any representation or warranty as to the accuracy or completeness of its Confidential Information and neither Party shall have any liability to the other Party arising from the other Party's</w:t>
-        </w:r>
-      </w:ins>
-      <w:commentRangeEnd w:id="3"/>
-      <w:r>
-        <w:rPr>
-          <w:rStyle w:val="CommentReference"/>
-        </w:rPr>
-        <w:commentReference w:id="3"/>
-      </w:r>
-      <w:r>
-        <w:t xml:space="preserve"> use of or reliance on it.</w:t>
+        <w:t>All Confidential Information is provided "AS IS". The Discloser makes no representation or warranty as to its accuracy or completeness and shall have no liability to the Recipient arising from the Recipient's use of or reliance on it.</w:t>
       </w:r>
     </w:p>
     <w:p>
@@ -414,36 +395,15 @@
       </w:r>
     </w:p>
     <w:p>
-      <w:commentRangeStart w:id="2"/>
-      <w:del w:id="3" w:author="LQ.AI Commercial counsel" w:date="2026-06-24T09:20:24Z" w16du:dateUtc="2026-06-24T09:20:24Z">
+      <w:commentRangeStart w:id="1"/>
+      <w:del w:id="5" w:author="LQ.AI Commercial counsel" w:date="2026-06-24T13:13:41Z" w16du:dateUtc="2026-06-24T13:13:41Z">
         <w:r>
-          <w:delText>The Recipient shall indemnify, defend and hold harmless the Discloser and its affiliates</w:delText>
+          <w:delText>The Recipient</w:delText>
         </w:r>
       </w:del>
-      <w:ins w:id="4" w:author="LQ.AI Commercial counsel" w:date="2026-06-24T09:20:24Z" w16du:dateUtc="2026-06-24T09:20:24Z">
+      <w:ins w:id="6" w:author="LQ.AI Commercial counsel" w:date="2026-06-24T13:13:41Z" w16du:dateUtc="2026-06-24T13:13:41Z">
         <w:r>
-          <w:t>Each Party shall indemnify, defend and hold harmless the other Party</w:t>
-        </w:r>
-      </w:ins>
-      <w:commentRangeEnd w:id="2"/>
-      <w:r>
-        <w:rPr>
-          <w:rStyle w:val="CommentReference"/>
-        </w:rPr>
-        <w:commentReference w:id="2"/>
-      </w:r>
-      <w:r>
-        <w:t xml:space="preserve"> against any and all claims, losses, damages, liabilities and expenses arising from or in connection with </w:t>
-      </w:r>
-      <w:commentRangeStart w:id="1"/>
-      <w:del w:id="1" w:author="LQ.AI Commercial counsel" w:date="2026-06-24T09:20:24Z" w16du:dateUtc="2026-06-24T09:20:24Z">
-        <w:r>
-          <w:delText>the Recipient's handling of the Confidential Information.</w:delText>
-        </w:r>
-      </w:del>
-      <w:ins w:id="2" w:author="LQ.AI Commercial counsel" w:date="2026-06-24T09:20:24Z" w16du:dateUtc="2026-06-24T09:20:24Z">
-        <w:r>
-          <w:t>a material breach of its obligations under this Agreement.</w:t>
+          <w:t>Each Party</w:t>
         </w:r>
       </w:ins>
       <w:commentRangeEnd w:id="1"/>
@@ -452,6 +412,35 @@
           <w:rStyle w:val="CommentReference"/>
         </w:rPr>
         <w:commentReference w:id="1"/>
+      </w:r>
+      <w:r>
+        <w:t xml:space="preserve"> shall indemnify, defend and hold harmless the </w:t>
+      </w:r>
+      <w:del w:id="3" w:author="LQ.AI Commercial counsel" w:date="2026-06-24T13:13:41Z" w16du:dateUtc="2026-06-24T13:13:41Z">
+        <w:r>
+          <w:delText>Discloser</w:delText>
+        </w:r>
+      </w:del>
+      <w:ins w:id="4" w:author="LQ.AI Commercial counsel" w:date="2026-06-24T13:13:41Z" w16du:dateUtc="2026-06-24T13:13:41Z">
+        <w:r>
+          <w:t>other Party</w:t>
+        </w:r>
+      </w:ins>
+      <w:r>
+        <w:t xml:space="preserve"> and its affiliates against any and all claims, losses, damages, liabilities and expenses arising from or in connection with the </w:t>
+      </w:r>
+      <w:del w:id="1" w:author="LQ.AI Commercial counsel" w:date="2026-06-24T13:13:41Z" w16du:dateUtc="2026-06-24T13:13:41Z">
+        <w:r>
+          <w:delText>Recipient's handling of the Confidential Information</w:delText>
+        </w:r>
+      </w:del>
+      <w:ins w:id="2" w:author="LQ.AI Commercial counsel" w:date="2026-06-24T13:13:41Z" w16du:dateUtc="2026-06-24T13:13:41Z">
+        <w:r>
+          <w:t>indemnifying Party's material breach of its obligations under this Agreement</w:t>
+        </w:r>
+      </w:ins>
+      <w:r>
+        <w:t>.</w:t>
       </w:r>
     </w:p>
     <w:p>
@@ -479,7 +468,7 @@
 
 <file path=word/comments1.xml><?xml version="1.0" encoding="utf-8"?>
 <w:comments xmlns:w="http://schemas.openxmlformats.org/wordprocessingml/2006/main" xmlns:w14="http://schemas.microsoft.com/office/word/2010/wordml" xmlns:w15="http://schemas.microsoft.com/office/word/2012/wordml" xmlns:w16cid="http://schemas.microsoft.com/office/word/2016/wordml/cid" xmlns:w16cex="http://schemas.microsoft.com/office/word/2018/wordml/cex" xmlns:mc="http://schemas.openxmlformats.org/markup-compatibility/2006" mc:Ignorable="w14 w15 w16cid w16cex">
-  <w:comment w:id="1" w:author="LQ.AI Commercial counsel" w:date="2026-06-24T09:20:24Z" w:initials="LCC">
+  <w:comment w:id="1" w:author="LQ.AI Commercial counsel" w:date="2026-06-24T13:13:41Z" w:initials="LCC">
     <w:p>
       <w:pPr>
         <w:pStyle w:val="CommentText"/>
@@ -491,11 +480,11 @@
         <w:annotationRef/>
       </w:r>
       <w:r>
-        <w:t>Narrow the indemnity trigger from the vague and overbroad 'handling of Confidential Information' to a proportionate material-breach standard — an unfettered indemnity in an NDA is highly unusual.</w:t>
+        <w:t>Mutualise the indemnity and narrow the trigger from over-broad 'any handling' to 'material breach', which is balanced and defensible between commercial parties.</w:t>
       </w:r>
     </w:p>
   </w:comment>
-  <w:comment w:id="2" w:author="LQ.AI Commercial counsel" w:date="2026-06-24T09:20:24Z" w:initials="LCC">
+  <w:comment w:id="2" w:author="LQ.AI Commercial counsel" w:date="2026-06-24T13:13:41Z" w:initials="LCC">
     <w:p>
       <w:pPr>
         <w:pStyle w:val="CommentText"/>
@@ -507,11 +496,11 @@
         <w:annotationRef/>
       </w:r>
       <w:r>
-        <w:t>Make the indemnity reciprocal so both parties bear the same obligation and both receive protection, rather than only the Recipient bearing all risk of claims.</w:t>
+        <w:t>Make the injunctive relief provision reciprocal so both parties have equal access to equitable remedies, rather than only the Discloser.</w:t>
       </w:r>
     </w:p>
   </w:comment>
-  <w:comment w:id="3" w:author="LQ.AI Commercial counsel" w:date="2026-06-24T09:20:24Z" w:initials="LCC">
+  <w:comment w:id="3" w:author="LQ.AI Commercial counsel" w:date="2026-06-24T13:13:41Z" w:initials="LCC">
     <w:p>
       <w:pPr>
         <w:pStyle w:val="CommentText"/>
@@ -523,11 +512,11 @@
         <w:annotationRef/>
       </w:r>
       <w:r>
-        <w:t>Mutualise the disclaimer so both parties disclaim warranty on their own Confidential Information on equal terms — change only the party references, leave the structure bare.</w:t>
+        <w:t>Add standard operational exceptions allowing retention of automatic backup copies and copies required by law, which the original flatly prohibited.</w:t>
       </w:r>
     </w:p>
   </w:comment>
-  <w:comment w:id="4" w:author="LQ.AI Commercial counsel" w:date="2026-06-24T09:20:24Z" w:initials="LCC">
+  <w:comment w:id="4" w:author="LQ.AI Commercial counsel" w:date="2026-06-24T13:13:41Z" w:initials="LCC">
     <w:p>
       <w:pPr>
         <w:pStyle w:val="CommentText"/>
@@ -539,11 +528,11 @@
         <w:annotationRef/>
       </w:r>
       <w:r>
-        <w:t>Broaden the savings clause from 'any other remedy' to 'any other remedies available at law or in equity' for completeness and legal precision.</w:t>
+        <w:t>Replace 'immediately' with the more operable standard 'promptly' — requiring instantaneous compliance is impractical and creates unnecessary risk of technical breach.</w:t>
       </w:r>
     </w:p>
   </w:comment>
-  <w:comment w:id="5" w:author="LQ.AI Commercial counsel" w:date="2026-06-24T09:20:24Z" w:initials="LCC">
+  <w:comment w:id="5" w:author="LQ.AI Commercial counsel" w:date="2026-06-24T13:13:41Z" w:initials="LCC">
     <w:p>
       <w:pPr>
         <w:pStyle w:val="CommentText"/>
@@ -555,11 +544,11 @@
         <w:annotationRef/>
       </w:r>
       <w:r>
-        <w:t>Make the entitlement to injunctive relief reciprocal so that both parties, not just the Discloser, can seek equitable remedies for a breach.</w:t>
+        <w:t>Replace the perpetual term with a fixed 5-year period for general confidential information, preserving trade secret protection as long as applicable law requires, which is balanced and standard in commercial NDAs.</w:t>
       </w:r>
     </w:p>
   </w:comment>
-  <w:comment w:id="6" w:author="LQ.AI Commercial counsel" w:date="2026-06-24T09:20:24Z" w:initials="LCC">
+  <w:comment w:id="6" w:author="LQ.AI Commercial counsel" w:date="2026-06-24T13:13:41Z" w:initials="LCC">
     <w:p>
       <w:pPr>
         <w:pStyle w:val="CommentText"/>
@@ -571,11 +560,11 @@
         <w:annotationRef/>
       </w:r>
       <w:r>
-        <w:t>Qualify the irreparable-harm presumption from automatic to potential, which is more legally defensible and prevents either party from claiming irreparable harm as a matter of course.</w:t>
+        <w:t>Add standard exclusions for prior knowledge, independent development, third-party sourcing, and legal compulsion that are absent from the original, which only covered public domain.</w:t>
       </w:r>
     </w:p>
   </w:comment>
-  <w:comment w:id="7" w:author="LQ.AI Commercial counsel" w:date="2026-06-24T09:20:24Z" w:initials="LCC">
+  <w:comment w:id="7" w:author="LQ.AI Commercial counsel" w:date="2026-06-24T13:13:41Z" w:initials="LCC">
     <w:p>
       <w:pPr>
         <w:pStyle w:val="CommentText"/>
@@ -587,11 +576,11 @@
         <w:annotationRef/>
       </w:r>
       <w:r>
-        <w:t>Make the irreparable-harm acknowledgement reciprocal so that both parties, not just the Recipient, are equally bound by the equitable remedies provision.</w:t>
+        <w:t>Make confidentiality obligations genuinely mutual — both parties receive and protect each other's Confidential Information under the same standard.</w:t>
       </w:r>
     </w:p>
   </w:comment>
-  <w:comment w:id="8" w:author="LQ.AI Commercial counsel" w:date="2026-06-24T09:20:24Z" w:initials="LCC">
+  <w:comment w:id="8" w:author="LQ.AI Commercial counsel" w:date="2026-06-24T13:13:41Z" w:initials="LCC">
     <w:p>
       <w:pPr>
         <w:pStyle w:val="CommentText"/>
@@ -603,11 +592,11 @@
         <w:annotationRef/>
       </w:r>
       <w:r>
-        <w:t>Mutualise the no-obligation clause so neither party is bound to pursue a business relationship — currently only the Discloser is protected from such obligation.</w:t>
+        <w:t>Define Discloser and Recipient as role-based terms so obligations run reciprocally depending on which party discloses information in each instance.</w:t>
       </w:r>
     </w:p>
   </w:comment>
-  <w:comment w:id="9" w:author="LQ.AI Commercial counsel" w:date="2026-06-24T09:20:24Z" w:initials="LCC">
+  <w:comment w:id="9" w:author="LQ.AI Commercial counsel" w:date="2026-06-24T13:13:41Z" w:initials="LCC">
     <w:p>
       <w:pPr>
         <w:pStyle w:val="CommentText"/>
@@ -619,135 +608,7 @@
         <w:annotationRef/>
       </w:r>
       <w:r>
-        <w:t>Mutualise the no-licence clause so that both parties' Confidential Information is equally protected from any implied licence grant.</w:t>
-      </w:r>
-    </w:p>
-  </w:comment>
-  <w:comment w:id="10" w:author="LQ.AI Commercial counsel" w:date="2026-06-24T09:20:24Z" w:initials="LCC">
-    <w:p>
-      <w:pPr>
-        <w:pStyle w:val="CommentText"/>
-      </w:pPr>
-      <w:r>
-        <w:rPr>
-          <w:rStyle w:val="CommentReference"/>
-        </w:rPr>
-        <w:annotationRef/>
-      </w:r>
-      <w:r>
-        <w:t>Allow retention of backup and legally required copies — immediate deletion of all data is technically infeasible and may conflict with regulatory or legal hold obligations.</w:t>
-      </w:r>
-    </w:p>
-  </w:comment>
-  <w:comment w:id="11" w:author="LQ.AI Commercial counsel" w:date="2026-06-24T09:20:24Z" w:initials="LCC">
-    <w:p>
-      <w:pPr>
-        <w:pStyle w:val="CommentText"/>
-      </w:pPr>
-      <w:r>
-        <w:rPr>
-          <w:rStyle w:val="CommentReference"/>
-        </w:rPr>
-        <w:annotationRef/>
-      </w:r>
-      <w:r>
-        <w:t>Preserve perpetual protection for trade secrets while capping the general term at 5 years — this follows standard mutual NDA practice and protects both parties' legitimate interests.</w:t>
-      </w:r>
-    </w:p>
-  </w:comment>
-  <w:comment w:id="12" w:author="LQ.AI Commercial counsel" w:date="2026-06-24T09:20:24Z" w:initials="LCC">
-    <w:p>
-      <w:pPr>
-        <w:pStyle w:val="CommentText"/>
-      </w:pPr>
-      <w:r>
-        <w:rPr>
-          <w:rStyle w:val="CommentReference"/>
-        </w:rPr>
-        <w:annotationRef/>
-      </w:r>
-      <w:r>
-        <w:t>Align the survival trigger with the actual disclosure date so the 5-year term is measurable and operational rather than perpetually open-ended.</w:t>
-      </w:r>
-    </w:p>
-  </w:comment>
-  <w:comment w:id="13" w:author="LQ.AI Commercial counsel" w:date="2026-06-24T09:20:24Z" w:initials="LCC">
-    <w:p>
-      <w:pPr>
-        <w:pStyle w:val="CommentText"/>
-      </w:pPr>
-      <w:r>
-        <w:rPr>
-          <w:rStyle w:val="CommentReference"/>
-        </w:rPr>
-        <w:annotationRef/>
-      </w:r>
-      <w:r>
-        <w:t>Cap the perpetual confidentiality term to a standard and measurable 5-year period, which is the usual range for mutual commercial NDAs and avoids indefinite burden on the receiving party.</w:t>
-      </w:r>
-    </w:p>
-  </w:comment>
-  <w:comment w:id="14" w:author="LQ.AI Commercial counsel" w:date="2026-06-24T09:20:24Z" w:initials="LCC">
-    <w:p>
-      <w:pPr>
-        <w:pStyle w:val="CommentText"/>
-      </w:pPr>
-      <w:r>
-        <w:rPr>
-          <w:rStyle w:val="CommentReference"/>
-        </w:rPr>
-        <w:annotationRef/>
-      </w:r>
-      <w:r>
-        <w:t>Add standard exclusion categories present in virtually every mutual NDA. The current single public-domain exclusion is unusually narrow and one-sided — the whole clause is one sentence that requires rebuilding.</w:t>
-      </w:r>
-    </w:p>
-  </w:comment>
-  <w:comment w:id="15" w:author="LQ.AI Commercial counsel" w:date="2026-06-24T09:20:24Z" w:initials="LCC">
-    <w:p>
-      <w:pPr>
-        <w:pStyle w:val="CommentText"/>
-      </w:pPr>
-      <w:r>
-        <w:rPr>
-          <w:rStyle w:val="CommentReference"/>
-        </w:rPr>
-        <w:annotationRef/>
-      </w:r>
-      <w:r>
-        <w:t>Define Discloser and Recipient as contextual roles so every clause using these terms applies to whichever party discloses or receives in context, making the agreement truly mutual.</w:t>
-      </w:r>
-    </w:p>
-  </w:comment>
-  <w:comment w:id="16" w:author="LQ.AI Commercial counsel" w:date="2026-06-24T09:20:25Z" w:initials="LCC">
-    <w:p>
-      <w:pPr>
-        <w:pStyle w:val="CommentText"/>
-      </w:pPr>
-      <w:r>
-        <w:rPr>
-          <w:rStyle w:val="CommentReference"/>
-        </w:rPr>
-        <w:annotationRef/>
-      </w:r>
-      <w:r>
-        <w:t>Define our client neutrally so that Discloser and Recipient become contextual roles applying to whichever party discloses or receives in a given instance.</w:t>
-      </w:r>
-    </w:p>
-  </w:comment>
-  <w:comment w:id="17" w:author="LQ.AI Commercial counsel" w:date="2026-06-24T09:20:25Z" w:initials="LCC">
-    <w:p>
-      <w:pPr>
-        <w:pStyle w:val="CommentText"/>
-      </w:pPr>
-      <w:r>
-        <w:rPr>
-          <w:rStyle w:val="CommentReference"/>
-        </w:rPr>
-        <w:annotationRef/>
-      </w:r>
-      <w:r>
-        <w:t>Define Aegis neutrally so Discloser and Recipient become contextual roles rather than fixed party labels, making the agreement genuinely mutual.</w:t>
+        <w:t>Make the definition role-based so that either party's information qualifies as Confidential Information, not only information disclosed by Aegis.</w:t>
       </w:r>
     </w:p>
   </w:comment>
@@ -756,67 +617,43 @@
 
 <file path=word/commentsExtended1.xml><?xml version="1.0" encoding="utf-8"?>
 <w15:commentsEx xmlns:w15="http://schemas.microsoft.com/office/word/2012/wordml">
-  <w15:commentEx w15:paraId="F32B0EA0" w15:done="0"/>
-  <w15:commentEx w15:paraId="4CE50244" w15:done="0"/>
-  <w15:commentEx w15:paraId="3DD383D6" w15:done="0"/>
-  <w15:commentEx w15:paraId="BF135A58" w15:done="0"/>
-  <w15:commentEx w15:paraId="D710EE75" w15:done="0"/>
-  <w15:commentEx w15:paraId="BB035B45" w15:done="0"/>
-  <w15:commentEx w15:paraId="47383692" w15:done="0"/>
-  <w15:commentEx w15:paraId="CB6F3170" w15:done="0"/>
-  <w15:commentEx w15:paraId="99B9079A" w15:done="0"/>
-  <w15:commentEx w15:paraId="E8EB0D9F" w15:done="0"/>
-  <w15:commentEx w15:paraId="61404C77" w15:done="0"/>
-  <w15:commentEx w15:paraId="09D0FF1F" w15:done="0"/>
-  <w15:commentEx w15:paraId="F0D61EB6" w15:done="0"/>
-  <w15:commentEx w15:paraId="603DC4C5" w15:done="0"/>
-  <w15:commentEx w15:paraId="633FDBDA" w15:done="0"/>
-  <w15:commentEx w15:paraId="0685668B" w15:done="0"/>
-  <w15:commentEx w15:paraId="53EACAD0" w15:done="0"/>
+  <w15:commentEx w15:paraId="D16CF285" w15:done="0"/>
+  <w15:commentEx w15:paraId="CB458DF5" w15:done="0"/>
+  <w15:commentEx w15:paraId="B01084F9" w15:done="0"/>
+  <w15:commentEx w15:paraId="94EFBF52" w15:done="0"/>
+  <w15:commentEx w15:paraId="322AC4A1" w15:done="0"/>
+  <w15:commentEx w15:paraId="C483264D" w15:done="0"/>
+  <w15:commentEx w15:paraId="627F08AA" w15:done="0"/>
+  <w15:commentEx w15:paraId="19E35E3D" w15:done="0"/>
+  <w15:commentEx w15:paraId="4430778E" w15:done="0"/>
 </w15:commentsEx>
 </file>
 
 <file path=word/commentsExtensible1.xml><?xml version="1.0" encoding="utf-8"?>
 <w16cex:commentsExtensible xmlns:w16cex="http://schemas.microsoft.com/office/word/2018/wordml/cex">
-  <w16cex:commentExtensible w16cex:durableId="DCB024DE" w16cex:dateUtc="2026-06-24T09:20:24Z"/>
-  <w16cex:commentExtensible w16cex:durableId="80D0D146" w16cex:dateUtc="2026-06-24T09:20:24Z"/>
-  <w16cex:commentExtensible w16cex:durableId="935702AB" w16cex:dateUtc="2026-06-24T09:20:24Z"/>
-  <w16cex:commentExtensible w16cex:durableId="F8F1E6A5" w16cex:dateUtc="2026-06-24T09:20:24Z"/>
-  <w16cex:commentExtensible w16cex:durableId="9D0B76F6" w16cex:dateUtc="2026-06-24T09:20:24Z"/>
-  <w16cex:commentExtensible w16cex:durableId="3D3B6CCE" w16cex:dateUtc="2026-06-24T09:20:24Z"/>
-  <w16cex:commentExtensible w16cex:durableId="CF5EA2C3" w16cex:dateUtc="2026-06-24T09:20:24Z"/>
-  <w16cex:commentExtensible w16cex:durableId="30C71CA6" w16cex:dateUtc="2026-06-24T09:20:24Z"/>
-  <w16cex:commentExtensible w16cex:durableId="AB99B261" w16cex:dateUtc="2026-06-24T09:20:24Z"/>
-  <w16cex:commentExtensible w16cex:durableId="340D673E" w16cex:dateUtc="2026-06-24T09:20:24Z"/>
-  <w16cex:commentExtensible w16cex:durableId="9234802B" w16cex:dateUtc="2026-06-24T09:20:24Z"/>
-  <w16cex:commentExtensible w16cex:durableId="B9D0687F" w16cex:dateUtc="2026-06-24T09:20:24Z"/>
-  <w16cex:commentExtensible w16cex:durableId="8910F623" w16cex:dateUtc="2026-06-24T09:20:24Z"/>
-  <w16cex:commentExtensible w16cex:durableId="783385D5" w16cex:dateUtc="2026-06-24T09:20:24Z"/>
-  <w16cex:commentExtensible w16cex:durableId="6C491255" w16cex:dateUtc="2026-06-24T09:20:24Z"/>
-  <w16cex:commentExtensible w16cex:durableId="EBFA50EF" w16cex:dateUtc="2026-06-24T09:20:25Z"/>
-  <w16cex:commentExtensible w16cex:durableId="424F8F3C" w16cex:dateUtc="2026-06-24T09:20:25Z"/>
+  <w16cex:commentExtensible w16cex:durableId="7EA63553" w16cex:dateUtc="2026-06-24T13:13:41Z"/>
+  <w16cex:commentExtensible w16cex:durableId="40E308F5" w16cex:dateUtc="2026-06-24T13:13:41Z"/>
+  <w16cex:commentExtensible w16cex:durableId="68BA20A8" w16cex:dateUtc="2026-06-24T13:13:41Z"/>
+  <w16cex:commentExtensible w16cex:durableId="98F671B3" w16cex:dateUtc="2026-06-24T13:13:41Z"/>
+  <w16cex:commentExtensible w16cex:durableId="4335553A" w16cex:dateUtc="2026-06-24T13:13:41Z"/>
+  <w16cex:commentExtensible w16cex:durableId="3E898EED" w16cex:dateUtc="2026-06-24T13:13:41Z"/>
+  <w16cex:commentExtensible w16cex:durableId="4338A10B" w16cex:dateUtc="2026-06-24T13:13:41Z"/>
+  <w16cex:commentExtensible w16cex:durableId="B29D41C4" w16cex:dateUtc="2026-06-24T13:13:41Z"/>
+  <w16cex:commentExtensible w16cex:durableId="0FB85B25" w16cex:dateUtc="2026-06-24T13:13:41Z"/>
 </w16cex:commentsExtensible>
 </file>
 
 <file path=word/commentsIds1.xml><?xml version="1.0" encoding="utf-8"?>
 <w16cid:commentsIds xmlns:w16cid="http://schemas.microsoft.com/office/word/2016/wordml/cid">
-  <w16cid:commentId w16cid:paraId="F32B0EA0" w16cid:durableId="DCB024DE"/>
-  <w16cid:commentId w16cid:paraId="4CE50244" w16cid:durableId="80D0D146"/>
-  <w16cid:commentId w16cid:paraId="3DD383D6" w16cid:durableId="935702AB"/>
-  <w16cid:commentId w16cid:paraId="BF135A58" w16cid:durableId="F8F1E6A5"/>
-  <w16cid:commentId w16cid:paraId="D710EE75" w16cid:durableId="9D0B76F6"/>
-  <w16cid:commentId w16cid:paraId="BB035B45" w16cid:durableId="3D3B6CCE"/>
-  <w16cid:commentId w16cid:paraId="47383692" w16cid:durableId="CF5EA2C3"/>
-  <w16cid:commentId w16cid:paraId="CB6F3170" w16cid:durableId="30C71CA6"/>
-  <w16cid:commentId w16cid:paraId="99B9079A" w16cid:durableId="AB99B261"/>
-  <w16cid:commentId w16cid:paraId="E8EB0D9F" w16cid:durableId="340D673E"/>
-  <w16cid:commentId w16cid:paraId="61404C77" w16cid:durableId="9234802B"/>
-  <w16cid:commentId w16cid:paraId="09D0FF1F" w16cid:durableId="B9D0687F"/>
-  <w16cid:commentId w16cid:paraId="F0D61EB6" w16cid:durableId="8910F623"/>
-  <w16cid:commentId w16cid:paraId="603DC4C5" w16cid:durableId="783385D5"/>
-  <w16cid:commentId w16cid:paraId="633FDBDA" w16cid:durableId="6C491255"/>
-  <w16cid:commentId w16cid:paraId="0685668B" w16cid:durableId="EBFA50EF"/>
-  <w16cid:commentId w16cid:paraId="53EACAD0" w16cid:durableId="424F8F3C"/>
+  <w16cid:commentId w16cid:paraId="D16CF285" w16cid:durableId="7EA63553"/>
+  <w16cid:commentId w16cid:paraId="CB458DF5" w16cid:durableId="40E308F5"/>
+  <w16cid:commentId w16cid:paraId="B01084F9" w16cid:durableId="68BA20A8"/>
+  <w16cid:commentId w16cid:paraId="94EFBF52" w16cid:durableId="98F671B3"/>
+  <w16cid:commentId w16cid:paraId="322AC4A1" w16cid:durableId="4335553A"/>
+  <w16cid:commentId w16cid:paraId="C483264D" w16cid:durableId="3E898EED"/>
+  <w16cid:commentId w16cid:paraId="627F08AA" w16cid:durableId="4338A10B"/>
+  <w16cid:commentId w16cid:paraId="19E35E3D" w16cid:durableId="B29D41C4"/>
+  <w16cid:commentId w16cid:paraId="4430778E" w16cid:durableId="0FB85B25"/>
 </w16cid:commentsIds>
 </file>
 
